--- a/downloads/nayttosuunnitelma.docx
+++ b/downloads/nayttosuunnitelma.docx
@@ -10,7 +10,7 @@
         <w:rPr>
           <w:b/>
           <w:bCs/>
-          <w:color w:val="1B5E20"/>
+          <w:color w:val="1b5e20"/>
           <w:sz w:val="52"/>
           <w:szCs w:val="52"/>
         </w:rPr>
@@ -26,7 +26,7 @@
           <w:sz w:val="23"/>
           <w:szCs w:val="23"/>
         </w:rPr>
-        <w:t xml:space="preserve">BittiBiomi · avoimen Minecraft-teemapaketin toteutus ja julkaisu · viikot 34–49, luovutus pe 4.12.2026</w:t>
+        <w:t xml:space="preserve">BittiBiomi · Oma Minecraft-teemapaketti: tekstuurit, mallit, äänet ja skriptit · Viikot 34–49 · syysloma vko 42, luovutus pe 4.12.2026</w:t>
       </w:r>
     </w:p>
     <w:p>
@@ -51,7 +51,7 @@
         <w:rPr>
           <w:b/>
           <w:bCs/>
-          <w:color w:val="1B5E20"/>
+          <w:color w:val="1b5e20"/>
         </w:rPr>
         <w:t xml:space="preserve">1 · Näytön kohde ja ympäristö</w:t>
       </w:r>
@@ -103,7 +103,7 @@
         <w:rPr>
           <w:b/>
           <w:bCs/>
-          <w:color w:val="1B5E20"/>
+          <w:color w:val="1b5e20"/>
         </w:rPr>
         <w:t xml:space="preserve">2 · Roolit</w:t>
       </w:r>
@@ -121,14 +121,14 @@
         </w:tblBorders>
       </w:tblPr>
       <w:tblGrid>
-        <w:gridCol w:w="2600"/>
-        <w:gridCol w:w="7038"/>
+        <w:gridCol w:w="2602"/>
+        <w:gridCol w:w="7036"/>
       </w:tblGrid>
       <w:tr>
         <w:tc>
           <w:tcPr>
-            <w:tcW w:type="dxa" w:w="2600"/>
-            <w:shd w:fill="F1F8E9" w:val="clear"/>
+            <w:tcW w:type="dxa" w:w="2602"/>
+            <w:shd w:fill="f1f8e9" w:val="clear"/>
             <w:tcMar>
               <w:top w:type="dxa" w:w="60"/>
               <w:left w:type="dxa" w:w="100"/>
@@ -153,7 +153,7 @@
         </w:tc>
         <w:tc>
           <w:tcPr>
-            <w:tcW w:type="dxa" w:w="7038"/>
+            <w:tcW w:type="dxa" w:w="7036"/>
             <w:tcMar>
               <w:top w:type="dxa" w:w="60"/>
               <w:left w:type="dxa" w:w="100"/>
@@ -178,8 +178,8 @@
       <w:tr>
         <w:tc>
           <w:tcPr>
-            <w:tcW w:type="dxa" w:w="2600"/>
-            <w:shd w:fill="F1F8E9" w:val="clear"/>
+            <w:tcW w:type="dxa" w:w="2602"/>
+            <w:shd w:fill="f1f8e9" w:val="clear"/>
             <w:tcMar>
               <w:top w:type="dxa" w:w="60"/>
               <w:left w:type="dxa" w:w="100"/>
@@ -204,7 +204,7 @@
         </w:tc>
         <w:tc>
           <w:tcPr>
-            <w:tcW w:type="dxa" w:w="7038"/>
+            <w:tcW w:type="dxa" w:w="7036"/>
             <w:tcMar>
               <w:top w:type="dxa" w:w="60"/>
               <w:left w:type="dxa" w:w="100"/>
@@ -229,8 +229,8 @@
       <w:tr>
         <w:tc>
           <w:tcPr>
-            <w:tcW w:type="dxa" w:w="2600"/>
-            <w:shd w:fill="F1F8E9" w:val="clear"/>
+            <w:tcW w:type="dxa" w:w="2602"/>
+            <w:shd w:fill="f1f8e9" w:val="clear"/>
             <w:tcMar>
               <w:top w:type="dxa" w:w="60"/>
               <w:left w:type="dxa" w:w="100"/>
@@ -255,7 +255,7 @@
         </w:tc>
         <w:tc>
           <w:tcPr>
-            <w:tcW w:type="dxa" w:w="7038"/>
+            <w:tcW w:type="dxa" w:w="7036"/>
             <w:tcMar>
               <w:top w:type="dxa" w:w="60"/>
               <w:left w:type="dxa" w:w="100"/>
@@ -280,8 +280,8 @@
       <w:tr>
         <w:tc>
           <w:tcPr>
-            <w:tcW w:type="dxa" w:w="2600"/>
-            <w:shd w:fill="F1F8E9" w:val="clear"/>
+            <w:tcW w:type="dxa" w:w="2602"/>
+            <w:shd w:fill="f1f8e9" w:val="clear"/>
             <w:tcMar>
               <w:top w:type="dxa" w:w="60"/>
               <w:left w:type="dxa" w:w="100"/>
@@ -306,7 +306,7 @@
         </w:tc>
         <w:tc>
           <w:tcPr>
-            <w:tcW w:type="dxa" w:w="7038"/>
+            <w:tcW w:type="dxa" w:w="7036"/>
             <w:tcMar>
               <w:top w:type="dxa" w:w="60"/>
               <w:left w:type="dxa" w:w="100"/>
@@ -338,7 +338,7 @@
         <w:rPr>
           <w:b/>
           <w:bCs/>
-          <w:color w:val="1B5E20"/>
+          <w:color w:val="1b5e20"/>
         </w:rPr>
         <w:t xml:space="preserve">3 · Laadun tarkistuspisteet</w:t>
       </w:r>
@@ -368,9 +368,9 @@
         </w:tblBorders>
       </w:tblPr>
       <w:tblGrid>
-        <w:gridCol w:w="1500"/>
-        <w:gridCol w:w="3200"/>
-        <w:gridCol w:w="4938"/>
+        <w:gridCol w:w="1446"/>
+        <w:gridCol w:w="3181"/>
+        <w:gridCol w:w="5011"/>
       </w:tblGrid>
       <w:tr>
         <w:trPr>
@@ -378,8 +378,8 @@
         </w:trPr>
         <w:tc>
           <w:tcPr>
-            <w:tcW w:type="dxa" w:w="1500"/>
-            <w:shd w:fill="E8F5E9" w:val="clear"/>
+            <w:tcW w:type="dxa" w:w="1446"/>
+            <w:shd w:fill="e8f5e9" w:val="clear"/>
             <w:tcMar>
               <w:top w:type="dxa" w:w="60"/>
               <w:left w:type="dxa" w:w="100"/>
@@ -404,8 +404,8 @@
         </w:tc>
         <w:tc>
           <w:tcPr>
-            <w:tcW w:type="dxa" w:w="3200"/>
-            <w:shd w:fill="E8F5E9" w:val="clear"/>
+            <w:tcW w:type="dxa" w:w="3181"/>
+            <w:shd w:fill="e8f5e9" w:val="clear"/>
             <w:tcMar>
               <w:top w:type="dxa" w:w="60"/>
               <w:left w:type="dxa" w:w="100"/>
@@ -430,8 +430,8 @@
         </w:tc>
         <w:tc>
           <w:tcPr>
-            <w:tcW w:type="dxa" w:w="4938"/>
-            <w:shd w:fill="E8F5E9" w:val="clear"/>
+            <w:tcW w:type="dxa" w:w="5011"/>
+            <w:shd w:fill="e8f5e9" w:val="clear"/>
             <w:tcMar>
               <w:top w:type="dxa" w:w="60"/>
               <w:left w:type="dxa" w:w="100"/>
@@ -458,7 +458,7 @@
       <w:tr>
         <w:tc>
           <w:tcPr>
-            <w:tcW w:type="dxa" w:w="1500"/>
+            <w:tcW w:type="dxa" w:w="1446"/>
             <w:tcMar>
               <w:top w:type="dxa" w:w="60"/>
               <w:left w:type="dxa" w:w="100"/>
@@ -481,7 +481,7 @@
         </w:tc>
         <w:tc>
           <w:tcPr>
-            <w:tcW w:type="dxa" w:w="3200"/>
+            <w:tcW w:type="dxa" w:w="3181"/>
             <w:tcMar>
               <w:top w:type="dxa" w:w="60"/>
               <w:left w:type="dxa" w:w="100"/>
@@ -504,7 +504,7 @@
         </w:tc>
         <w:tc>
           <w:tcPr>
-            <w:tcW w:type="dxa" w:w="4938"/>
+            <w:tcW w:type="dxa" w:w="5011"/>
             <w:tcMar>
               <w:top w:type="dxa" w:w="60"/>
               <w:left w:type="dxa" w:w="100"/>
@@ -529,7 +529,7 @@
       <w:tr>
         <w:tc>
           <w:tcPr>
-            <w:tcW w:type="dxa" w:w="1500"/>
+            <w:tcW w:type="dxa" w:w="1446"/>
             <w:tcMar>
               <w:top w:type="dxa" w:w="60"/>
               <w:left w:type="dxa" w:w="100"/>
@@ -552,7 +552,7 @@
         </w:tc>
         <w:tc>
           <w:tcPr>
-            <w:tcW w:type="dxa" w:w="3200"/>
+            <w:tcW w:type="dxa" w:w="3181"/>
             <w:tcMar>
               <w:top w:type="dxa" w:w="60"/>
               <w:left w:type="dxa" w:w="100"/>
@@ -575,7 +575,7 @@
         </w:tc>
         <w:tc>
           <w:tcPr>
-            <w:tcW w:type="dxa" w:w="4938"/>
+            <w:tcW w:type="dxa" w:w="5011"/>
             <w:tcMar>
               <w:top w:type="dxa" w:w="60"/>
               <w:left w:type="dxa" w:w="100"/>
@@ -600,7 +600,7 @@
       <w:tr>
         <w:tc>
           <w:tcPr>
-            <w:tcW w:type="dxa" w:w="1500"/>
+            <w:tcW w:type="dxa" w:w="1446"/>
             <w:tcMar>
               <w:top w:type="dxa" w:w="60"/>
               <w:left w:type="dxa" w:w="100"/>
@@ -623,7 +623,7 @@
         </w:tc>
         <w:tc>
           <w:tcPr>
-            <w:tcW w:type="dxa" w:w="3200"/>
+            <w:tcW w:type="dxa" w:w="3181"/>
             <w:tcMar>
               <w:top w:type="dxa" w:w="60"/>
               <w:left w:type="dxa" w:w="100"/>
@@ -646,7 +646,7 @@
         </w:tc>
         <w:tc>
           <w:tcPr>
-            <w:tcW w:type="dxa" w:w="4938"/>
+            <w:tcW w:type="dxa" w:w="5011"/>
             <w:tcMar>
               <w:top w:type="dxa" w:w="60"/>
               <w:left w:type="dxa" w:w="100"/>
@@ -671,7 +671,7 @@
       <w:tr>
         <w:tc>
           <w:tcPr>
-            <w:tcW w:type="dxa" w:w="1500"/>
+            <w:tcW w:type="dxa" w:w="1446"/>
             <w:tcMar>
               <w:top w:type="dxa" w:w="60"/>
               <w:left w:type="dxa" w:w="100"/>
@@ -694,7 +694,7 @@
         </w:tc>
         <w:tc>
           <w:tcPr>
-            <w:tcW w:type="dxa" w:w="3200"/>
+            <w:tcW w:type="dxa" w:w="3181"/>
             <w:tcMar>
               <w:top w:type="dxa" w:w="60"/>
               <w:left w:type="dxa" w:w="100"/>
@@ -717,7 +717,7 @@
         </w:tc>
         <w:tc>
           <w:tcPr>
-            <w:tcW w:type="dxa" w:w="4938"/>
+            <w:tcW w:type="dxa" w:w="5011"/>
             <w:tcMar>
               <w:top w:type="dxa" w:w="60"/>
               <w:left w:type="dxa" w:w="100"/>
@@ -742,7 +742,7 @@
       <w:tr>
         <w:tc>
           <w:tcPr>
-            <w:tcW w:type="dxa" w:w="1500"/>
+            <w:tcW w:type="dxa" w:w="1446"/>
             <w:tcMar>
               <w:top w:type="dxa" w:w="60"/>
               <w:left w:type="dxa" w:w="100"/>
@@ -765,7 +765,7 @@
         </w:tc>
         <w:tc>
           <w:tcPr>
-            <w:tcW w:type="dxa" w:w="3200"/>
+            <w:tcW w:type="dxa" w:w="3181"/>
             <w:tcMar>
               <w:top w:type="dxa" w:w="60"/>
               <w:left w:type="dxa" w:w="100"/>
@@ -788,7 +788,7 @@
         </w:tc>
         <w:tc>
           <w:tcPr>
-            <w:tcW w:type="dxa" w:w="4938"/>
+            <w:tcW w:type="dxa" w:w="5011"/>
             <w:tcMar>
               <w:top w:type="dxa" w:w="60"/>
               <w:left w:type="dxa" w:w="100"/>
@@ -813,7 +813,7 @@
       <w:tr>
         <w:tc>
           <w:tcPr>
-            <w:tcW w:type="dxa" w:w="1500"/>
+            <w:tcW w:type="dxa" w:w="1446"/>
             <w:tcMar>
               <w:top w:type="dxa" w:w="60"/>
               <w:left w:type="dxa" w:w="100"/>
@@ -836,7 +836,7 @@
         </w:tc>
         <w:tc>
           <w:tcPr>
-            <w:tcW w:type="dxa" w:w="3200"/>
+            <w:tcW w:type="dxa" w:w="3181"/>
             <w:tcMar>
               <w:top w:type="dxa" w:w="60"/>
               <w:left w:type="dxa" w:w="100"/>
@@ -859,7 +859,7 @@
         </w:tc>
         <w:tc>
           <w:tcPr>
-            <w:tcW w:type="dxa" w:w="4938"/>
+            <w:tcW w:type="dxa" w:w="5011"/>
             <w:tcMar>
               <w:top w:type="dxa" w:w="60"/>
               <w:left w:type="dxa" w:w="100"/>
@@ -896,7 +896,7 @@
         <w:rPr>
           <w:b/>
           <w:bCs/>
-          <w:color w:val="1B5E20"/>
+          <w:color w:val="1b5e20"/>
         </w:rPr>
         <w:t xml:space="preserve">4 · Arvioinnin kohteet ja työnäytteet</w:t>
       </w:r>
@@ -922,9 +922,9 @@
         <w:rPr>
           <w:b/>
           <w:bCs/>
-          <w:color w:val="1B5E20"/>
-        </w:rPr>
-        <w:t xml:space="preserve">Ohjelmointi · 11 vaatimusta</w:t>
+          <w:color w:val="1b5e20"/>
+        </w:rPr>
+        <w:t xml:space="preserve">Ohjelmointi</w:t>
       </w:r>
     </w:p>
     <w:tbl>
@@ -940,9 +940,9 @@
         </w:tblBorders>
       </w:tblPr>
       <w:tblGrid>
-        <w:gridCol w:w="2700"/>
-        <w:gridCol w:w="1000"/>
-        <w:gridCol w:w="5938"/>
+        <w:gridCol w:w="2699"/>
+        <w:gridCol w:w="964"/>
+        <w:gridCol w:w="5975"/>
       </w:tblGrid>
       <w:tr>
         <w:trPr>
@@ -950,8 +950,8 @@
         </w:trPr>
         <w:tc>
           <w:tcPr>
-            <w:tcW w:type="dxa" w:w="2700"/>
-            <w:shd w:fill="E8F5E9" w:val="clear"/>
+            <w:tcW w:type="dxa" w:w="2699"/>
+            <w:shd w:fill="e8f5e9" w:val="clear"/>
             <w:tcMar>
               <w:top w:type="dxa" w:w="60"/>
               <w:left w:type="dxa" w:w="100"/>
@@ -976,8 +976,8 @@
         </w:tc>
         <w:tc>
           <w:tcPr>
-            <w:tcW w:type="dxa" w:w="1000"/>
-            <w:shd w:fill="E8F5E9" w:val="clear"/>
+            <w:tcW w:type="dxa" w:w="964"/>
+            <w:shd w:fill="e8f5e9" w:val="clear"/>
             <w:tcMar>
               <w:top w:type="dxa" w:w="60"/>
               <w:left w:type="dxa" w:w="100"/>
@@ -1002,8 +1002,8 @@
         </w:tc>
         <w:tc>
           <w:tcPr>
-            <w:tcW w:type="dxa" w:w="5938"/>
-            <w:shd w:fill="E8F5E9" w:val="clear"/>
+            <w:tcW w:type="dxa" w:w="5975"/>
+            <w:shd w:fill="e8f5e9" w:val="clear"/>
             <w:tcMar>
               <w:top w:type="dxa" w:w="60"/>
               <w:left w:type="dxa" w:w="100"/>
@@ -1030,7 +1030,7 @@
       <w:tr>
         <w:tc>
           <w:tcPr>
-            <w:tcW w:type="dxa" w:w="2700"/>
+            <w:tcW w:type="dxa" w:w="2699"/>
             <w:tcMar>
               <w:top w:type="dxa" w:w="60"/>
               <w:left w:type="dxa" w:w="100"/>
@@ -1055,7 +1055,7 @@
         </w:tc>
         <w:tc>
           <w:tcPr>
-            <w:tcW w:type="dxa" w:w="1000"/>
+            <w:tcW w:type="dxa" w:w="964"/>
             <w:tcMar>
               <w:top w:type="dxa" w:w="60"/>
               <w:left w:type="dxa" w:w="100"/>
@@ -1078,7 +1078,7 @@
         </w:tc>
         <w:tc>
           <w:tcPr>
-            <w:tcW w:type="dxa" w:w="5938"/>
+            <w:tcW w:type="dxa" w:w="5975"/>
             <w:tcMar>
               <w:top w:type="dxa" w:w="60"/>
               <w:left w:type="dxa" w:w="100"/>
@@ -1103,7 +1103,7 @@
       <w:tr>
         <w:tc>
           <w:tcPr>
-            <w:tcW w:type="dxa" w:w="2700"/>
+            <w:tcW w:type="dxa" w:w="2699"/>
             <w:tcMar>
               <w:top w:type="dxa" w:w="60"/>
               <w:left w:type="dxa" w:w="100"/>
@@ -1128,7 +1128,7 @@
         </w:tc>
         <w:tc>
           <w:tcPr>
-            <w:tcW w:type="dxa" w:w="1000"/>
+            <w:tcW w:type="dxa" w:w="964"/>
             <w:tcMar>
               <w:top w:type="dxa" w:w="60"/>
               <w:left w:type="dxa" w:w="100"/>
@@ -1151,7 +1151,7 @@
         </w:tc>
         <w:tc>
           <w:tcPr>
-            <w:tcW w:type="dxa" w:w="5938"/>
+            <w:tcW w:type="dxa" w:w="5975"/>
             <w:tcMar>
               <w:top w:type="dxa" w:w="60"/>
               <w:left w:type="dxa" w:w="100"/>
@@ -1176,7 +1176,7 @@
       <w:tr>
         <w:tc>
           <w:tcPr>
-            <w:tcW w:type="dxa" w:w="2700"/>
+            <w:tcW w:type="dxa" w:w="2699"/>
             <w:tcMar>
               <w:top w:type="dxa" w:w="60"/>
               <w:left w:type="dxa" w:w="100"/>
@@ -1201,7 +1201,7 @@
         </w:tc>
         <w:tc>
           <w:tcPr>
-            <w:tcW w:type="dxa" w:w="1000"/>
+            <w:tcW w:type="dxa" w:w="964"/>
             <w:tcMar>
               <w:top w:type="dxa" w:w="60"/>
               <w:left w:type="dxa" w:w="100"/>
@@ -1224,7 +1224,7 @@
         </w:tc>
         <w:tc>
           <w:tcPr>
-            <w:tcW w:type="dxa" w:w="5938"/>
+            <w:tcW w:type="dxa" w:w="5975"/>
             <w:tcMar>
               <w:top w:type="dxa" w:w="60"/>
               <w:left w:type="dxa" w:w="100"/>
@@ -1249,7 +1249,7 @@
       <w:tr>
         <w:tc>
           <w:tcPr>
-            <w:tcW w:type="dxa" w:w="2700"/>
+            <w:tcW w:type="dxa" w:w="2699"/>
             <w:tcMar>
               <w:top w:type="dxa" w:w="60"/>
               <w:left w:type="dxa" w:w="100"/>
@@ -1274,7 +1274,7 @@
         </w:tc>
         <w:tc>
           <w:tcPr>
-            <w:tcW w:type="dxa" w:w="1000"/>
+            <w:tcW w:type="dxa" w:w="964"/>
             <w:tcMar>
               <w:top w:type="dxa" w:w="60"/>
               <w:left w:type="dxa" w:w="100"/>
@@ -1297,7 +1297,7 @@
         </w:tc>
         <w:tc>
           <w:tcPr>
-            <w:tcW w:type="dxa" w:w="5938"/>
+            <w:tcW w:type="dxa" w:w="5975"/>
             <w:tcMar>
               <w:top w:type="dxa" w:w="60"/>
               <w:left w:type="dxa" w:w="100"/>
@@ -1322,7 +1322,7 @@
       <w:tr>
         <w:tc>
           <w:tcPr>
-            <w:tcW w:type="dxa" w:w="2700"/>
+            <w:tcW w:type="dxa" w:w="2699"/>
             <w:tcMar>
               <w:top w:type="dxa" w:w="60"/>
               <w:left w:type="dxa" w:w="100"/>
@@ -1347,7 +1347,7 @@
         </w:tc>
         <w:tc>
           <w:tcPr>
-            <w:tcW w:type="dxa" w:w="1000"/>
+            <w:tcW w:type="dxa" w:w="964"/>
             <w:tcMar>
               <w:top w:type="dxa" w:w="60"/>
               <w:left w:type="dxa" w:w="100"/>
@@ -1370,7 +1370,7 @@
         </w:tc>
         <w:tc>
           <w:tcPr>
-            <w:tcW w:type="dxa" w:w="5938"/>
+            <w:tcW w:type="dxa" w:w="5975"/>
             <w:tcMar>
               <w:top w:type="dxa" w:w="60"/>
               <w:left w:type="dxa" w:w="100"/>
@@ -1395,7 +1395,7 @@
       <w:tr>
         <w:tc>
           <w:tcPr>
-            <w:tcW w:type="dxa" w:w="2700"/>
+            <w:tcW w:type="dxa" w:w="2699"/>
             <w:tcMar>
               <w:top w:type="dxa" w:w="60"/>
               <w:left w:type="dxa" w:w="100"/>
@@ -1420,7 +1420,7 @@
         </w:tc>
         <w:tc>
           <w:tcPr>
-            <w:tcW w:type="dxa" w:w="1000"/>
+            <w:tcW w:type="dxa" w:w="964"/>
             <w:tcMar>
               <w:top w:type="dxa" w:w="60"/>
               <w:left w:type="dxa" w:w="100"/>
@@ -1443,7 +1443,7 @@
         </w:tc>
         <w:tc>
           <w:tcPr>
-            <w:tcW w:type="dxa" w:w="5938"/>
+            <w:tcW w:type="dxa" w:w="5975"/>
             <w:tcMar>
               <w:top w:type="dxa" w:w="60"/>
               <w:left w:type="dxa" w:w="100"/>
@@ -1468,7 +1468,7 @@
       <w:tr>
         <w:tc>
           <w:tcPr>
-            <w:tcW w:type="dxa" w:w="2700"/>
+            <w:tcW w:type="dxa" w:w="2699"/>
             <w:tcMar>
               <w:top w:type="dxa" w:w="60"/>
               <w:left w:type="dxa" w:w="100"/>
@@ -1493,7 +1493,7 @@
         </w:tc>
         <w:tc>
           <w:tcPr>
-            <w:tcW w:type="dxa" w:w="1000"/>
+            <w:tcW w:type="dxa" w:w="964"/>
             <w:tcMar>
               <w:top w:type="dxa" w:w="60"/>
               <w:left w:type="dxa" w:w="100"/>
@@ -1516,7 +1516,7 @@
         </w:tc>
         <w:tc>
           <w:tcPr>
-            <w:tcW w:type="dxa" w:w="5938"/>
+            <w:tcW w:type="dxa" w:w="5975"/>
             <w:tcMar>
               <w:top w:type="dxa" w:w="60"/>
               <w:left w:type="dxa" w:w="100"/>
@@ -1541,7 +1541,7 @@
       <w:tr>
         <w:tc>
           <w:tcPr>
-            <w:tcW w:type="dxa" w:w="2700"/>
+            <w:tcW w:type="dxa" w:w="2699"/>
             <w:tcMar>
               <w:top w:type="dxa" w:w="60"/>
               <w:left w:type="dxa" w:w="100"/>
@@ -1566,7 +1566,7 @@
         </w:tc>
         <w:tc>
           <w:tcPr>
-            <w:tcW w:type="dxa" w:w="1000"/>
+            <w:tcW w:type="dxa" w:w="964"/>
             <w:tcMar>
               <w:top w:type="dxa" w:w="60"/>
               <w:left w:type="dxa" w:w="100"/>
@@ -1589,7 +1589,7 @@
         </w:tc>
         <w:tc>
           <w:tcPr>
-            <w:tcW w:type="dxa" w:w="5938"/>
+            <w:tcW w:type="dxa" w:w="5975"/>
             <w:tcMar>
               <w:top w:type="dxa" w:w="60"/>
               <w:left w:type="dxa" w:w="100"/>
@@ -1614,7 +1614,7 @@
       <w:tr>
         <w:tc>
           <w:tcPr>
-            <w:tcW w:type="dxa" w:w="2700"/>
+            <w:tcW w:type="dxa" w:w="2699"/>
             <w:tcMar>
               <w:top w:type="dxa" w:w="60"/>
               <w:left w:type="dxa" w:w="100"/>
@@ -1639,7 +1639,7 @@
         </w:tc>
         <w:tc>
           <w:tcPr>
-            <w:tcW w:type="dxa" w:w="1000"/>
+            <w:tcW w:type="dxa" w:w="964"/>
             <w:tcMar>
               <w:top w:type="dxa" w:w="60"/>
               <w:left w:type="dxa" w:w="100"/>
@@ -1662,7 +1662,7 @@
         </w:tc>
         <w:tc>
           <w:tcPr>
-            <w:tcW w:type="dxa" w:w="5938"/>
+            <w:tcW w:type="dxa" w:w="5975"/>
             <w:tcMar>
               <w:top w:type="dxa" w:w="60"/>
               <w:left w:type="dxa" w:w="100"/>
@@ -1687,7 +1687,7 @@
       <w:tr>
         <w:tc>
           <w:tcPr>
-            <w:tcW w:type="dxa" w:w="2700"/>
+            <w:tcW w:type="dxa" w:w="2699"/>
             <w:tcMar>
               <w:top w:type="dxa" w:w="60"/>
               <w:left w:type="dxa" w:w="100"/>
@@ -1712,7 +1712,7 @@
         </w:tc>
         <w:tc>
           <w:tcPr>
-            <w:tcW w:type="dxa" w:w="1000"/>
+            <w:tcW w:type="dxa" w:w="964"/>
             <w:tcMar>
               <w:top w:type="dxa" w:w="60"/>
               <w:left w:type="dxa" w:w="100"/>
@@ -1735,7 +1735,7 @@
         </w:tc>
         <w:tc>
           <w:tcPr>
-            <w:tcW w:type="dxa" w:w="5938"/>
+            <w:tcW w:type="dxa" w:w="5975"/>
             <w:tcMar>
               <w:top w:type="dxa" w:w="60"/>
               <w:left w:type="dxa" w:w="100"/>
@@ -1760,7 +1760,7 @@
       <w:tr>
         <w:tc>
           <w:tcPr>
-            <w:tcW w:type="dxa" w:w="2700"/>
+            <w:tcW w:type="dxa" w:w="2699"/>
             <w:tcMar>
               <w:top w:type="dxa" w:w="60"/>
               <w:left w:type="dxa" w:w="100"/>
@@ -1785,7 +1785,7 @@
         </w:tc>
         <w:tc>
           <w:tcPr>
-            <w:tcW w:type="dxa" w:w="1000"/>
+            <w:tcW w:type="dxa" w:w="964"/>
             <w:tcMar>
               <w:top w:type="dxa" w:w="60"/>
               <w:left w:type="dxa" w:w="100"/>
@@ -1808,7 +1808,7 @@
         </w:tc>
         <w:tc>
           <w:tcPr>
-            <w:tcW w:type="dxa" w:w="5938"/>
+            <w:tcW w:type="dxa" w:w="5975"/>
             <w:tcMar>
               <w:top w:type="dxa" w:w="60"/>
               <w:left w:type="dxa" w:w="100"/>
@@ -1852,9 +1852,9 @@
         <w:rPr>
           <w:b/>
           <w:bCs/>
-          <w:color w:val="1B5E20"/>
-        </w:rPr>
-        <w:t xml:space="preserve">Ohjelmistokehittäjänä toimiminen · 14 vaatimusta</w:t>
+          <w:color w:val="1b5e20"/>
+        </w:rPr>
+        <w:t xml:space="preserve">Ohjelmistokehittäjänä toimiminen</w:t>
       </w:r>
     </w:p>
     <w:tbl>
@@ -1870,9 +1870,9 @@
         </w:tblBorders>
       </w:tblPr>
       <w:tblGrid>
-        <w:gridCol w:w="2700"/>
-        <w:gridCol w:w="1000"/>
-        <w:gridCol w:w="5938"/>
+        <w:gridCol w:w="2699"/>
+        <w:gridCol w:w="964"/>
+        <w:gridCol w:w="5975"/>
       </w:tblGrid>
       <w:tr>
         <w:trPr>
@@ -1880,8 +1880,8 @@
         </w:trPr>
         <w:tc>
           <w:tcPr>
-            <w:tcW w:type="dxa" w:w="2700"/>
-            <w:shd w:fill="E8F5E9" w:val="clear"/>
+            <w:tcW w:type="dxa" w:w="2699"/>
+            <w:shd w:fill="e8f5e9" w:val="clear"/>
             <w:tcMar>
               <w:top w:type="dxa" w:w="60"/>
               <w:left w:type="dxa" w:w="100"/>
@@ -1906,8 +1906,8 @@
         </w:tc>
         <w:tc>
           <w:tcPr>
-            <w:tcW w:type="dxa" w:w="1000"/>
-            <w:shd w:fill="E8F5E9" w:val="clear"/>
+            <w:tcW w:type="dxa" w:w="964"/>
+            <w:shd w:fill="e8f5e9" w:val="clear"/>
             <w:tcMar>
               <w:top w:type="dxa" w:w="60"/>
               <w:left w:type="dxa" w:w="100"/>
@@ -1932,8 +1932,8 @@
         </w:tc>
         <w:tc>
           <w:tcPr>
-            <w:tcW w:type="dxa" w:w="5938"/>
-            <w:shd w:fill="E8F5E9" w:val="clear"/>
+            <w:tcW w:type="dxa" w:w="5975"/>
+            <w:shd w:fill="e8f5e9" w:val="clear"/>
             <w:tcMar>
               <w:top w:type="dxa" w:w="60"/>
               <w:left w:type="dxa" w:w="100"/>
@@ -1960,7 +1960,7 @@
       <w:tr>
         <w:tc>
           <w:tcPr>
-            <w:tcW w:type="dxa" w:w="2700"/>
+            <w:tcW w:type="dxa" w:w="2699"/>
             <w:tcMar>
               <w:top w:type="dxa" w:w="60"/>
               <w:left w:type="dxa" w:w="100"/>
@@ -1985,7 +1985,7 @@
         </w:tc>
         <w:tc>
           <w:tcPr>
-            <w:tcW w:type="dxa" w:w="1000"/>
+            <w:tcW w:type="dxa" w:w="964"/>
             <w:tcMar>
               <w:top w:type="dxa" w:w="60"/>
               <w:left w:type="dxa" w:w="100"/>
@@ -2008,7 +2008,7 @@
         </w:tc>
         <w:tc>
           <w:tcPr>
-            <w:tcW w:type="dxa" w:w="5938"/>
+            <w:tcW w:type="dxa" w:w="5975"/>
             <w:tcMar>
               <w:top w:type="dxa" w:w="60"/>
               <w:left w:type="dxa" w:w="100"/>
@@ -2033,7 +2033,7 @@
       <w:tr>
         <w:tc>
           <w:tcPr>
-            <w:tcW w:type="dxa" w:w="2700"/>
+            <w:tcW w:type="dxa" w:w="2699"/>
             <w:tcMar>
               <w:top w:type="dxa" w:w="60"/>
               <w:left w:type="dxa" w:w="100"/>
@@ -2058,7 +2058,7 @@
         </w:tc>
         <w:tc>
           <w:tcPr>
-            <w:tcW w:type="dxa" w:w="1000"/>
+            <w:tcW w:type="dxa" w:w="964"/>
             <w:tcMar>
               <w:top w:type="dxa" w:w="60"/>
               <w:left w:type="dxa" w:w="100"/>
@@ -2081,7 +2081,7 @@
         </w:tc>
         <w:tc>
           <w:tcPr>
-            <w:tcW w:type="dxa" w:w="5938"/>
+            <w:tcW w:type="dxa" w:w="5975"/>
             <w:tcMar>
               <w:top w:type="dxa" w:w="60"/>
               <w:left w:type="dxa" w:w="100"/>
@@ -2106,7 +2106,7 @@
       <w:tr>
         <w:tc>
           <w:tcPr>
-            <w:tcW w:type="dxa" w:w="2700"/>
+            <w:tcW w:type="dxa" w:w="2699"/>
             <w:tcMar>
               <w:top w:type="dxa" w:w="60"/>
               <w:left w:type="dxa" w:w="100"/>
@@ -2131,7 +2131,7 @@
         </w:tc>
         <w:tc>
           <w:tcPr>
-            <w:tcW w:type="dxa" w:w="1000"/>
+            <w:tcW w:type="dxa" w:w="964"/>
             <w:tcMar>
               <w:top w:type="dxa" w:w="60"/>
               <w:left w:type="dxa" w:w="100"/>
@@ -2154,7 +2154,7 @@
         </w:tc>
         <w:tc>
           <w:tcPr>
-            <w:tcW w:type="dxa" w:w="5938"/>
+            <w:tcW w:type="dxa" w:w="5975"/>
             <w:tcMar>
               <w:top w:type="dxa" w:w="60"/>
               <w:left w:type="dxa" w:w="100"/>
@@ -2179,7 +2179,7 @@
       <w:tr>
         <w:tc>
           <w:tcPr>
-            <w:tcW w:type="dxa" w:w="2700"/>
+            <w:tcW w:type="dxa" w:w="2699"/>
             <w:tcMar>
               <w:top w:type="dxa" w:w="60"/>
               <w:left w:type="dxa" w:w="100"/>
@@ -2204,7 +2204,7 @@
         </w:tc>
         <w:tc>
           <w:tcPr>
-            <w:tcW w:type="dxa" w:w="1000"/>
+            <w:tcW w:type="dxa" w:w="964"/>
             <w:tcMar>
               <w:top w:type="dxa" w:w="60"/>
               <w:left w:type="dxa" w:w="100"/>
@@ -2227,7 +2227,7 @@
         </w:tc>
         <w:tc>
           <w:tcPr>
-            <w:tcW w:type="dxa" w:w="5938"/>
+            <w:tcW w:type="dxa" w:w="5975"/>
             <w:tcMar>
               <w:top w:type="dxa" w:w="60"/>
               <w:left w:type="dxa" w:w="100"/>
@@ -2252,7 +2252,7 @@
       <w:tr>
         <w:tc>
           <w:tcPr>
-            <w:tcW w:type="dxa" w:w="2700"/>
+            <w:tcW w:type="dxa" w:w="2699"/>
             <w:tcMar>
               <w:top w:type="dxa" w:w="60"/>
               <w:left w:type="dxa" w:w="100"/>
@@ -2277,7 +2277,7 @@
         </w:tc>
         <w:tc>
           <w:tcPr>
-            <w:tcW w:type="dxa" w:w="1000"/>
+            <w:tcW w:type="dxa" w:w="964"/>
             <w:tcMar>
               <w:top w:type="dxa" w:w="60"/>
               <w:left w:type="dxa" w:w="100"/>
@@ -2300,7 +2300,7 @@
         </w:tc>
         <w:tc>
           <w:tcPr>
-            <w:tcW w:type="dxa" w:w="5938"/>
+            <w:tcW w:type="dxa" w:w="5975"/>
             <w:tcMar>
               <w:top w:type="dxa" w:w="60"/>
               <w:left w:type="dxa" w:w="100"/>
@@ -2325,7 +2325,7 @@
       <w:tr>
         <w:tc>
           <w:tcPr>
-            <w:tcW w:type="dxa" w:w="2700"/>
+            <w:tcW w:type="dxa" w:w="2699"/>
             <w:tcMar>
               <w:top w:type="dxa" w:w="60"/>
               <w:left w:type="dxa" w:w="100"/>
@@ -2350,7 +2350,7 @@
         </w:tc>
         <w:tc>
           <w:tcPr>
-            <w:tcW w:type="dxa" w:w="1000"/>
+            <w:tcW w:type="dxa" w:w="964"/>
             <w:tcMar>
               <w:top w:type="dxa" w:w="60"/>
               <w:left w:type="dxa" w:w="100"/>
@@ -2373,7 +2373,7 @@
         </w:tc>
         <w:tc>
           <w:tcPr>
-            <w:tcW w:type="dxa" w:w="5938"/>
+            <w:tcW w:type="dxa" w:w="5975"/>
             <w:tcMar>
               <w:top w:type="dxa" w:w="60"/>
               <w:left w:type="dxa" w:w="100"/>
@@ -2398,7 +2398,7 @@
       <w:tr>
         <w:tc>
           <w:tcPr>
-            <w:tcW w:type="dxa" w:w="2700"/>
+            <w:tcW w:type="dxa" w:w="2699"/>
             <w:tcMar>
               <w:top w:type="dxa" w:w="60"/>
               <w:left w:type="dxa" w:w="100"/>
@@ -2423,7 +2423,7 @@
         </w:tc>
         <w:tc>
           <w:tcPr>
-            <w:tcW w:type="dxa" w:w="1000"/>
+            <w:tcW w:type="dxa" w:w="964"/>
             <w:tcMar>
               <w:top w:type="dxa" w:w="60"/>
               <w:left w:type="dxa" w:w="100"/>
@@ -2446,7 +2446,7 @@
         </w:tc>
         <w:tc>
           <w:tcPr>
-            <w:tcW w:type="dxa" w:w="5938"/>
+            <w:tcW w:type="dxa" w:w="5975"/>
             <w:tcMar>
               <w:top w:type="dxa" w:w="60"/>
               <w:left w:type="dxa" w:w="100"/>
@@ -2471,7 +2471,7 @@
       <w:tr>
         <w:tc>
           <w:tcPr>
-            <w:tcW w:type="dxa" w:w="2700"/>
+            <w:tcW w:type="dxa" w:w="2699"/>
             <w:tcMar>
               <w:top w:type="dxa" w:w="60"/>
               <w:left w:type="dxa" w:w="100"/>
@@ -2496,7 +2496,7 @@
         </w:tc>
         <w:tc>
           <w:tcPr>
-            <w:tcW w:type="dxa" w:w="1000"/>
+            <w:tcW w:type="dxa" w:w="964"/>
             <w:tcMar>
               <w:top w:type="dxa" w:w="60"/>
               <w:left w:type="dxa" w:w="100"/>
@@ -2519,7 +2519,7 @@
         </w:tc>
         <w:tc>
           <w:tcPr>
-            <w:tcW w:type="dxa" w:w="5938"/>
+            <w:tcW w:type="dxa" w:w="5975"/>
             <w:tcMar>
               <w:top w:type="dxa" w:w="60"/>
               <w:left w:type="dxa" w:w="100"/>
@@ -2544,7 +2544,7 @@
       <w:tr>
         <w:tc>
           <w:tcPr>
-            <w:tcW w:type="dxa" w:w="2700"/>
+            <w:tcW w:type="dxa" w:w="2699"/>
             <w:tcMar>
               <w:top w:type="dxa" w:w="60"/>
               <w:left w:type="dxa" w:w="100"/>
@@ -2569,7 +2569,7 @@
         </w:tc>
         <w:tc>
           <w:tcPr>
-            <w:tcW w:type="dxa" w:w="1000"/>
+            <w:tcW w:type="dxa" w:w="964"/>
             <w:tcMar>
               <w:top w:type="dxa" w:w="60"/>
               <w:left w:type="dxa" w:w="100"/>
@@ -2592,7 +2592,7 @@
         </w:tc>
         <w:tc>
           <w:tcPr>
-            <w:tcW w:type="dxa" w:w="5938"/>
+            <w:tcW w:type="dxa" w:w="5975"/>
             <w:tcMar>
               <w:top w:type="dxa" w:w="60"/>
               <w:left w:type="dxa" w:w="100"/>
@@ -2617,7 +2617,7 @@
       <w:tr>
         <w:tc>
           <w:tcPr>
-            <w:tcW w:type="dxa" w:w="2700"/>
+            <w:tcW w:type="dxa" w:w="2699"/>
             <w:tcMar>
               <w:top w:type="dxa" w:w="60"/>
               <w:left w:type="dxa" w:w="100"/>
@@ -2642,7 +2642,7 @@
         </w:tc>
         <w:tc>
           <w:tcPr>
-            <w:tcW w:type="dxa" w:w="1000"/>
+            <w:tcW w:type="dxa" w:w="964"/>
             <w:tcMar>
               <w:top w:type="dxa" w:w="60"/>
               <w:left w:type="dxa" w:w="100"/>
@@ -2665,7 +2665,7 @@
         </w:tc>
         <w:tc>
           <w:tcPr>
-            <w:tcW w:type="dxa" w:w="5938"/>
+            <w:tcW w:type="dxa" w:w="5975"/>
             <w:tcMar>
               <w:top w:type="dxa" w:w="60"/>
               <w:left w:type="dxa" w:w="100"/>
@@ -2690,7 +2690,7 @@
       <w:tr>
         <w:tc>
           <w:tcPr>
-            <w:tcW w:type="dxa" w:w="2700"/>
+            <w:tcW w:type="dxa" w:w="2699"/>
             <w:tcMar>
               <w:top w:type="dxa" w:w="60"/>
               <w:left w:type="dxa" w:w="100"/>
@@ -2715,7 +2715,7 @@
         </w:tc>
         <w:tc>
           <w:tcPr>
-            <w:tcW w:type="dxa" w:w="1000"/>
+            <w:tcW w:type="dxa" w:w="964"/>
             <w:tcMar>
               <w:top w:type="dxa" w:w="60"/>
               <w:left w:type="dxa" w:w="100"/>
@@ -2738,7 +2738,7 @@
         </w:tc>
         <w:tc>
           <w:tcPr>
-            <w:tcW w:type="dxa" w:w="5938"/>
+            <w:tcW w:type="dxa" w:w="5975"/>
             <w:tcMar>
               <w:top w:type="dxa" w:w="60"/>
               <w:left w:type="dxa" w:w="100"/>
@@ -2763,7 +2763,7 @@
       <w:tr>
         <w:tc>
           <w:tcPr>
-            <w:tcW w:type="dxa" w:w="2700"/>
+            <w:tcW w:type="dxa" w:w="2699"/>
             <w:tcMar>
               <w:top w:type="dxa" w:w="60"/>
               <w:left w:type="dxa" w:w="100"/>
@@ -2788,7 +2788,7 @@
         </w:tc>
         <w:tc>
           <w:tcPr>
-            <w:tcW w:type="dxa" w:w="1000"/>
+            <w:tcW w:type="dxa" w:w="964"/>
             <w:tcMar>
               <w:top w:type="dxa" w:w="60"/>
               <w:left w:type="dxa" w:w="100"/>
@@ -2811,7 +2811,7 @@
         </w:tc>
         <w:tc>
           <w:tcPr>
-            <w:tcW w:type="dxa" w:w="5938"/>
+            <w:tcW w:type="dxa" w:w="5975"/>
             <w:tcMar>
               <w:top w:type="dxa" w:w="60"/>
               <w:left w:type="dxa" w:w="100"/>
@@ -2836,7 +2836,7 @@
       <w:tr>
         <w:tc>
           <w:tcPr>
-            <w:tcW w:type="dxa" w:w="2700"/>
+            <w:tcW w:type="dxa" w:w="2699"/>
             <w:tcMar>
               <w:top w:type="dxa" w:w="60"/>
               <w:left w:type="dxa" w:w="100"/>
@@ -2861,7 +2861,7 @@
         </w:tc>
         <w:tc>
           <w:tcPr>
-            <w:tcW w:type="dxa" w:w="1000"/>
+            <w:tcW w:type="dxa" w:w="964"/>
             <w:tcMar>
               <w:top w:type="dxa" w:w="60"/>
               <w:left w:type="dxa" w:w="100"/>
@@ -2884,7 +2884,7 @@
         </w:tc>
         <w:tc>
           <w:tcPr>
-            <w:tcW w:type="dxa" w:w="5938"/>
+            <w:tcW w:type="dxa" w:w="5975"/>
             <w:tcMar>
               <w:top w:type="dxa" w:w="60"/>
               <w:left w:type="dxa" w:w="100"/>
@@ -2909,7 +2909,7 @@
       <w:tr>
         <w:tc>
           <w:tcPr>
-            <w:tcW w:type="dxa" w:w="2700"/>
+            <w:tcW w:type="dxa" w:w="2699"/>
             <w:tcMar>
               <w:top w:type="dxa" w:w="60"/>
               <w:left w:type="dxa" w:w="100"/>
@@ -2934,7 +2934,7 @@
         </w:tc>
         <w:tc>
           <w:tcPr>
-            <w:tcW w:type="dxa" w:w="1000"/>
+            <w:tcW w:type="dxa" w:w="964"/>
             <w:tcMar>
               <w:top w:type="dxa" w:w="60"/>
               <w:left w:type="dxa" w:w="100"/>
@@ -2957,7 +2957,7 @@
         </w:tc>
         <w:tc>
           <w:tcPr>
-            <w:tcW w:type="dxa" w:w="5938"/>
+            <w:tcW w:type="dxa" w:w="5975"/>
             <w:tcMar>
               <w:top w:type="dxa" w:w="60"/>
               <w:left w:type="dxa" w:w="100"/>
@@ -3001,9 +3001,9 @@
         <w:rPr>
           <w:b/>
           <w:bCs/>
-          <w:color w:val="1B5E20"/>
-        </w:rPr>
-        <w:t xml:space="preserve">Ohjelmiston toteuttaminen ohjelmistokomponenttikirjastolla · 7 vaatimusta</w:t>
+          <w:color w:val="1b5e20"/>
+        </w:rPr>
+        <w:t xml:space="preserve">Ohjelmiston toteuttaminen ohjelmistokomponenttikirjastolla</w:t>
       </w:r>
     </w:p>
     <w:tbl>
@@ -3019,9 +3019,9 @@
         </w:tblBorders>
       </w:tblPr>
       <w:tblGrid>
-        <w:gridCol w:w="2700"/>
-        <w:gridCol w:w="1000"/>
-        <w:gridCol w:w="5938"/>
+        <w:gridCol w:w="2699"/>
+        <w:gridCol w:w="964"/>
+        <w:gridCol w:w="5975"/>
       </w:tblGrid>
       <w:tr>
         <w:trPr>
@@ -3029,8 +3029,8 @@
         </w:trPr>
         <w:tc>
           <w:tcPr>
-            <w:tcW w:type="dxa" w:w="2700"/>
-            <w:shd w:fill="E8F5E9" w:val="clear"/>
+            <w:tcW w:type="dxa" w:w="2699"/>
+            <w:shd w:fill="e8f5e9" w:val="clear"/>
             <w:tcMar>
               <w:top w:type="dxa" w:w="60"/>
               <w:left w:type="dxa" w:w="100"/>
@@ -3055,8 +3055,8 @@
         </w:tc>
         <w:tc>
           <w:tcPr>
-            <w:tcW w:type="dxa" w:w="1000"/>
-            <w:shd w:fill="E8F5E9" w:val="clear"/>
+            <w:tcW w:type="dxa" w:w="964"/>
+            <w:shd w:fill="e8f5e9" w:val="clear"/>
             <w:tcMar>
               <w:top w:type="dxa" w:w="60"/>
               <w:left w:type="dxa" w:w="100"/>
@@ -3081,8 +3081,8 @@
         </w:tc>
         <w:tc>
           <w:tcPr>
-            <w:tcW w:type="dxa" w:w="5938"/>
-            <w:shd w:fill="E8F5E9" w:val="clear"/>
+            <w:tcW w:type="dxa" w:w="5975"/>
+            <w:shd w:fill="e8f5e9" w:val="clear"/>
             <w:tcMar>
               <w:top w:type="dxa" w:w="60"/>
               <w:left w:type="dxa" w:w="100"/>
@@ -3109,7 +3109,7 @@
       <w:tr>
         <w:tc>
           <w:tcPr>
-            <w:tcW w:type="dxa" w:w="2700"/>
+            <w:tcW w:type="dxa" w:w="2699"/>
             <w:tcMar>
               <w:top w:type="dxa" w:w="60"/>
               <w:left w:type="dxa" w:w="100"/>
@@ -3134,7 +3134,7 @@
         </w:tc>
         <w:tc>
           <w:tcPr>
-            <w:tcW w:type="dxa" w:w="1000"/>
+            <w:tcW w:type="dxa" w:w="964"/>
             <w:tcMar>
               <w:top w:type="dxa" w:w="60"/>
               <w:left w:type="dxa" w:w="100"/>
@@ -3157,7 +3157,7 @@
         </w:tc>
         <w:tc>
           <w:tcPr>
-            <w:tcW w:type="dxa" w:w="5938"/>
+            <w:tcW w:type="dxa" w:w="5975"/>
             <w:tcMar>
               <w:top w:type="dxa" w:w="60"/>
               <w:left w:type="dxa" w:w="100"/>
@@ -3182,7 +3182,7 @@
       <w:tr>
         <w:tc>
           <w:tcPr>
-            <w:tcW w:type="dxa" w:w="2700"/>
+            <w:tcW w:type="dxa" w:w="2699"/>
             <w:tcMar>
               <w:top w:type="dxa" w:w="60"/>
               <w:left w:type="dxa" w:w="100"/>
@@ -3207,7 +3207,7 @@
         </w:tc>
         <w:tc>
           <w:tcPr>
-            <w:tcW w:type="dxa" w:w="1000"/>
+            <w:tcW w:type="dxa" w:w="964"/>
             <w:tcMar>
               <w:top w:type="dxa" w:w="60"/>
               <w:left w:type="dxa" w:w="100"/>
@@ -3230,7 +3230,7 @@
         </w:tc>
         <w:tc>
           <w:tcPr>
-            <w:tcW w:type="dxa" w:w="5938"/>
+            <w:tcW w:type="dxa" w:w="5975"/>
             <w:tcMar>
               <w:top w:type="dxa" w:w="60"/>
               <w:left w:type="dxa" w:w="100"/>
@@ -3255,7 +3255,7 @@
       <w:tr>
         <w:tc>
           <w:tcPr>
-            <w:tcW w:type="dxa" w:w="2700"/>
+            <w:tcW w:type="dxa" w:w="2699"/>
             <w:tcMar>
               <w:top w:type="dxa" w:w="60"/>
               <w:left w:type="dxa" w:w="100"/>
@@ -3280,7 +3280,7 @@
         </w:tc>
         <w:tc>
           <w:tcPr>
-            <w:tcW w:type="dxa" w:w="1000"/>
+            <w:tcW w:type="dxa" w:w="964"/>
             <w:tcMar>
               <w:top w:type="dxa" w:w="60"/>
               <w:left w:type="dxa" w:w="100"/>
@@ -3303,7 +3303,7 @@
         </w:tc>
         <w:tc>
           <w:tcPr>
-            <w:tcW w:type="dxa" w:w="5938"/>
+            <w:tcW w:type="dxa" w:w="5975"/>
             <w:tcMar>
               <w:top w:type="dxa" w:w="60"/>
               <w:left w:type="dxa" w:w="100"/>
@@ -3328,7 +3328,7 @@
       <w:tr>
         <w:tc>
           <w:tcPr>
-            <w:tcW w:type="dxa" w:w="2700"/>
+            <w:tcW w:type="dxa" w:w="2699"/>
             <w:tcMar>
               <w:top w:type="dxa" w:w="60"/>
               <w:left w:type="dxa" w:w="100"/>
@@ -3353,7 +3353,7 @@
         </w:tc>
         <w:tc>
           <w:tcPr>
-            <w:tcW w:type="dxa" w:w="1000"/>
+            <w:tcW w:type="dxa" w:w="964"/>
             <w:tcMar>
               <w:top w:type="dxa" w:w="60"/>
               <w:left w:type="dxa" w:w="100"/>
@@ -3376,7 +3376,7 @@
         </w:tc>
         <w:tc>
           <w:tcPr>
-            <w:tcW w:type="dxa" w:w="5938"/>
+            <w:tcW w:type="dxa" w:w="5975"/>
             <w:tcMar>
               <w:top w:type="dxa" w:w="60"/>
               <w:left w:type="dxa" w:w="100"/>
@@ -3401,7 +3401,7 @@
       <w:tr>
         <w:tc>
           <w:tcPr>
-            <w:tcW w:type="dxa" w:w="2700"/>
+            <w:tcW w:type="dxa" w:w="2699"/>
             <w:tcMar>
               <w:top w:type="dxa" w:w="60"/>
               <w:left w:type="dxa" w:w="100"/>
@@ -3426,7 +3426,7 @@
         </w:tc>
         <w:tc>
           <w:tcPr>
-            <w:tcW w:type="dxa" w:w="1000"/>
+            <w:tcW w:type="dxa" w:w="964"/>
             <w:tcMar>
               <w:top w:type="dxa" w:w="60"/>
               <w:left w:type="dxa" w:w="100"/>
@@ -3449,7 +3449,7 @@
         </w:tc>
         <w:tc>
           <w:tcPr>
-            <w:tcW w:type="dxa" w:w="5938"/>
+            <w:tcW w:type="dxa" w:w="5975"/>
             <w:tcMar>
               <w:top w:type="dxa" w:w="60"/>
               <w:left w:type="dxa" w:w="100"/>
@@ -3474,7 +3474,7 @@
       <w:tr>
         <w:tc>
           <w:tcPr>
-            <w:tcW w:type="dxa" w:w="2700"/>
+            <w:tcW w:type="dxa" w:w="2699"/>
             <w:tcMar>
               <w:top w:type="dxa" w:w="60"/>
               <w:left w:type="dxa" w:w="100"/>
@@ -3499,7 +3499,7 @@
         </w:tc>
         <w:tc>
           <w:tcPr>
-            <w:tcW w:type="dxa" w:w="1000"/>
+            <w:tcW w:type="dxa" w:w="964"/>
             <w:tcMar>
               <w:top w:type="dxa" w:w="60"/>
               <w:left w:type="dxa" w:w="100"/>
@@ -3522,7 +3522,7 @@
         </w:tc>
         <w:tc>
           <w:tcPr>
-            <w:tcW w:type="dxa" w:w="5938"/>
+            <w:tcW w:type="dxa" w:w="5975"/>
             <w:tcMar>
               <w:top w:type="dxa" w:w="60"/>
               <w:left w:type="dxa" w:w="100"/>
@@ -3547,7 +3547,7 @@
       <w:tr>
         <w:tc>
           <w:tcPr>
-            <w:tcW w:type="dxa" w:w="2700"/>
+            <w:tcW w:type="dxa" w:w="2699"/>
             <w:tcMar>
               <w:top w:type="dxa" w:w="60"/>
               <w:left w:type="dxa" w:w="100"/>
@@ -3572,7 +3572,7 @@
         </w:tc>
         <w:tc>
           <w:tcPr>
-            <w:tcW w:type="dxa" w:w="1000"/>
+            <w:tcW w:type="dxa" w:w="964"/>
             <w:tcMar>
               <w:top w:type="dxa" w:w="60"/>
               <w:left w:type="dxa" w:w="100"/>
@@ -3595,7 +3595,7 @@
         </w:tc>
         <w:tc>
           <w:tcPr>
-            <w:tcW w:type="dxa" w:w="5938"/>
+            <w:tcW w:type="dxa" w:w="5975"/>
             <w:tcMar>
               <w:top w:type="dxa" w:w="60"/>
               <w:left w:type="dxa" w:w="100"/>
@@ -3644,7 +3644,7 @@
         <w:rPr>
           <w:b/>
           <w:bCs/>
-          <w:color w:val="1B5E20"/>
+          <w:color w:val="1b5e20"/>
         </w:rPr>
         <w:t xml:space="preserve">5 · Dokumentaatio ja sen kohdeyleisö</w:t>
       </w:r>
@@ -3660,7 +3660,7 @@
           <w:sz w:val="21"/>
           <w:szCs w:val="21"/>
         </w:rPr>
-        <w:t xml:space="preserve">Dokumentaatio tehdään käyttäjille ja mahdollisille paketin lataajille, ei arviointia varten. Arviointiaineisto on erillinen.</w:t>
+        <w:t xml:space="preserve">Dokumentaatio tehdään käyttäjille, ei arviointia varten. Arviointiaineisto on erillinen.</w:t>
       </w:r>
     </w:p>
     <w:tbl>
@@ -3676,8 +3676,8 @@
         </w:tblBorders>
       </w:tblPr>
       <w:tblGrid>
-        <w:gridCol w:w="2900"/>
-        <w:gridCol w:w="6738"/>
+        <w:gridCol w:w="2891"/>
+        <w:gridCol w:w="6747"/>
       </w:tblGrid>
       <w:tr>
         <w:trPr>
@@ -3685,34 +3685,34 @@
         </w:trPr>
         <w:tc>
           <w:tcPr>
-            <w:tcW w:type="dxa" w:w="2900"/>
-            <w:shd w:fill="E8F5E9" w:val="clear"/>
-            <w:tcMar>
-              <w:top w:type="dxa" w:w="60"/>
-              <w:left w:type="dxa" w:w="100"/>
-              <w:bottom w:type="dxa" w:w="60"/>
-              <w:right w:type="dxa" w:w="100"/>
-            </w:tcMar>
-          </w:tcPr>
-          <w:p>
-            <w:pPr>
-              <w:spacing w:after="0"/>
-            </w:pPr>
-            <w:r>
-              <w:rPr>
-                <w:b/>
-                <w:bCs/>
-                <w:sz w:val="19"/>
-                <w:szCs w:val="19"/>
-              </w:rPr>
-              <w:t xml:space="preserve">Lataajalle</w:t>
-            </w:r>
-          </w:p>
-        </w:tc>
-        <w:tc>
-          <w:tcPr>
-            <w:tcW w:type="dxa" w:w="6738"/>
-            <w:shd w:fill="E8F5E9" w:val="clear"/>
+            <w:tcW w:type="dxa" w:w="2891"/>
+            <w:shd w:fill="e8f5e9" w:val="clear"/>
+            <w:tcMar>
+              <w:top w:type="dxa" w:w="60"/>
+              <w:left w:type="dxa" w:w="100"/>
+              <w:bottom w:type="dxa" w:w="60"/>
+              <w:right w:type="dxa" w:w="100"/>
+            </w:tcMar>
+          </w:tcPr>
+          <w:p>
+            <w:pPr>
+              <w:spacing w:after="0"/>
+            </w:pPr>
+            <w:r>
+              <w:rPr>
+                <w:b/>
+                <w:bCs/>
+                <w:sz w:val="19"/>
+                <w:szCs w:val="19"/>
+              </w:rPr>
+              <w:t xml:space="preserve">Käyttäjälle</w:t>
+            </w:r>
+          </w:p>
+        </w:tc>
+        <w:tc>
+          <w:tcPr>
+            <w:tcW w:type="dxa" w:w="6747"/>
+            <w:shd w:fill="e8f5e9" w:val="clear"/>
             <w:tcMar>
               <w:top w:type="dxa" w:w="60"/>
               <w:left w:type="dxa" w:w="100"/>
@@ -3739,47 +3739,47 @@
       <w:tr>
         <w:tc>
           <w:tcPr>
-            <w:tcW w:type="dxa" w:w="2900"/>
-            <w:tcMar>
-              <w:top w:type="dxa" w:w="60"/>
-              <w:left w:type="dxa" w:w="100"/>
-              <w:bottom w:type="dxa" w:w="60"/>
-              <w:right w:type="dxa" w:w="100"/>
-            </w:tcMar>
-          </w:tcPr>
-          <w:p>
-            <w:pPr>
-              <w:spacing w:after="0"/>
-            </w:pPr>
-            <w:r>
-              <w:rPr>
-                <w:sz w:val="19"/>
-                <w:szCs w:val="19"/>
-              </w:rPr>
-              <w:t xml:space="preserve">README, asennusohje, LICENSE, CREDITS, CHANGELOG ja julkaisuteksti releasessa</w:t>
-            </w:r>
-          </w:p>
-        </w:tc>
-        <w:tc>
-          <w:tcPr>
-            <w:tcW w:type="dxa" w:w="6738"/>
-            <w:tcMar>
-              <w:top w:type="dxa" w:w="60"/>
-              <w:left w:type="dxa" w:w="100"/>
-              <w:bottom w:type="dxa" w:w="60"/>
-              <w:right w:type="dxa" w:w="100"/>
-            </w:tcMar>
-          </w:tcPr>
-          <w:p>
-            <w:pPr>
-              <w:spacing w:after="0"/>
-            </w:pPr>
-            <w:r>
-              <w:rPr>
-                <w:sz w:val="19"/>
-                <w:szCs w:val="19"/>
-              </w:rPr>
-              <w:t xml:space="preserve">Asset-pack-suunnitelma (project-docs/asset-pack-suunnitelma.md), projektipäiväkirja, AI-loki, testimatriisi ja näyttömatriisin täsmälinkit</w:t>
+            <w:tcW w:type="dxa" w:w="2891"/>
+            <w:tcMar>
+              <w:top w:type="dxa" w:w="60"/>
+              <w:left w:type="dxa" w:w="100"/>
+              <w:bottom w:type="dxa" w:w="60"/>
+              <w:right w:type="dxa" w:w="100"/>
+            </w:tcMar>
+          </w:tcPr>
+          <w:p>
+            <w:pPr>
+              <w:spacing w:after="0"/>
+            </w:pPr>
+            <w:r>
+              <w:rPr>
+                <w:sz w:val="19"/>
+                <w:szCs w:val="19"/>
+              </w:rPr>
+              <w:t xml:space="preserve">README, asennusohje, LICENSE, CREDITS, CHANGELOG ja julkaisuteksti releasessa.</w:t>
+            </w:r>
+          </w:p>
+        </w:tc>
+        <w:tc>
+          <w:tcPr>
+            <w:tcW w:type="dxa" w:w="6747"/>
+            <w:tcMar>
+              <w:top w:type="dxa" w:w="60"/>
+              <w:left w:type="dxa" w:w="100"/>
+              <w:bottom w:type="dxa" w:w="60"/>
+              <w:right w:type="dxa" w:w="100"/>
+            </w:tcMar>
+          </w:tcPr>
+          <w:p>
+            <w:pPr>
+              <w:spacing w:after="0"/>
+            </w:pPr>
+            <w:r>
+              <w:rPr>
+                <w:sz w:val="19"/>
+                <w:szCs w:val="19"/>
+              </w:rPr>
+              <w:t xml:space="preserve">Asset-pack-suunnitelma (project-docs/asset-pack-suunnitelma.md), projektipäiväkirja, AI-loki, testimatriisi ja näyttömatriisin täsmälinkit.</w:t>
             </w:r>
           </w:p>
         </w:tc>
@@ -3806,7 +3806,7 @@
         <w:rPr>
           <w:b/>
           <w:bCs/>
-          <w:color w:val="1B5E20"/>
+          <w:color w:val="1b5e20"/>
         </w:rPr>
         <w:t xml:space="preserve">6 · Tekoälyn käyttö</w:t>
       </w:r>
@@ -3844,7 +3844,7 @@
         <w:rPr>
           <w:b/>
           <w:bCs/>
-          <w:color w:val="1B5E20"/>
+          <w:color w:val="1b5e20"/>
         </w:rPr>
         <w:t xml:space="preserve">7 · Palautuspaketti</w:t>
       </w:r>
@@ -4007,7 +4007,7 @@
         <w:rPr>
           <w:b/>
           <w:bCs/>
-          <w:color w:val="1B5E20"/>
+          <w:color w:val="1b5e20"/>
         </w:rPr>
         <w:t xml:space="preserve">8 · Huomioita opettajalle</w:t>
       </w:r>

--- a/downloads/nayttosuunnitelma.docx
+++ b/downloads/nayttosuunnitelma.docx
@@ -4,7 +4,7 @@
   <w:body>
     <w:p>
       <w:pPr>
-        <w:spacing w:after="100" w:before="200"/>
+        <w:spacing w:before="200" w:after="100"/>
       </w:pPr>
       <w:r>
         <w:rPr>
@@ -45,7 +45,7 @@
     <w:p>
       <w:pPr>
         <w:pStyle w:val="Heading1"/>
-        <w:spacing w:after="160" w:before="320"/>
+        <w:spacing w:before="320" w:after="160"/>
       </w:pPr>
       <w:r>
         <w:rPr>
@@ -97,7 +97,7 @@
     <w:p>
       <w:pPr>
         <w:pStyle w:val="Heading1"/>
-        <w:spacing w:after="160" w:before="320"/>
+        <w:spacing w:before="320" w:after="160"/>
       </w:pPr>
       <w:r>
         <w:rPr>
@@ -332,7 +332,7 @@
     <w:p>
       <w:pPr>
         <w:pStyle w:val="Heading1"/>
-        <w:spacing w:after="160" w:before="320"/>
+        <w:spacing w:before="320" w:after="160"/>
       </w:pPr>
       <w:r>
         <w:rPr>
@@ -890,7 +890,7 @@
     <w:p>
       <w:pPr>
         <w:pStyle w:val="Heading1"/>
-        <w:spacing w:after="160" w:before="320"/>
+        <w:spacing w:before="320" w:after="160"/>
       </w:pPr>
       <w:r>
         <w:rPr>
@@ -916,7 +916,7 @@
     <w:p>
       <w:pPr>
         <w:pStyle w:val="Heading2"/>
-        <w:spacing w:after="120" w:before="260"/>
+        <w:spacing w:before="260" w:after="120"/>
       </w:pPr>
       <w:r>
         <w:rPr>
@@ -1840,13 +1840,12 @@
           <w:sz w:val="21"/>
           <w:szCs w:val="21"/>
         </w:rPr>
-        <w:t xml:space="preserve"/>
       </w:r>
     </w:p>
     <w:p>
       <w:pPr>
         <w:pStyle w:val="Heading2"/>
-        <w:spacing w:after="120" w:before="260"/>
+        <w:spacing w:before="260" w:after="120"/>
       </w:pPr>
       <w:r>
         <w:rPr>
@@ -2989,13 +2988,12 @@
           <w:sz w:val="21"/>
           <w:szCs w:val="21"/>
         </w:rPr>
-        <w:t xml:space="preserve"/>
       </w:r>
     </w:p>
     <w:p>
       <w:pPr>
         <w:pStyle w:val="Heading2"/>
-        <w:spacing w:after="120" w:before="260"/>
+        <w:spacing w:before="260" w:after="120"/>
       </w:pPr>
       <w:r>
         <w:rPr>
@@ -3627,7 +3625,6 @@
           <w:sz w:val="21"/>
           <w:szCs w:val="21"/>
         </w:rPr>
-        <w:t xml:space="preserve"/>
       </w:r>
     </w:p>
     <w:p>
@@ -3638,7 +3635,7 @@
     <w:p>
       <w:pPr>
         <w:pStyle w:val="Heading1"/>
-        <w:spacing w:after="160" w:before="320"/>
+        <w:spacing w:before="320" w:after="160"/>
       </w:pPr>
       <w:r>
         <w:rPr>
@@ -3800,7 +3797,7 @@
     <w:p>
       <w:pPr>
         <w:pStyle w:val="Heading1"/>
-        <w:spacing w:after="160" w:before="320"/>
+        <w:spacing w:before="320" w:after="160"/>
       </w:pPr>
       <w:r>
         <w:rPr>
@@ -3838,7 +3835,7 @@
     <w:p>
       <w:pPr>
         <w:pStyle w:val="Heading1"/>
-        <w:spacing w:after="160" w:before="320"/>
+        <w:spacing w:before="320" w:after="160"/>
       </w:pPr>
       <w:r>
         <w:rPr>
@@ -4001,7 +3998,7 @@
     <w:p>
       <w:pPr>
         <w:pStyle w:val="Heading1"/>
-        <w:spacing w:after="160" w:before="320"/>
+        <w:spacing w:before="320" w:after="160"/>
       </w:pPr>
       <w:r>
         <w:rPr>
@@ -4159,43 +4156,6 @@
 
 <file path=word/comments.xml><?xml version="1.0" encoding="utf-8"?>
 <w:comments xmlns:cx="http://schemas.microsoft.com/office/drawing/2014/chartex" xmlns:cx1="http://schemas.microsoft.com/office/drawing/2015/9/8/chartex" xmlns:cx2="http://schemas.microsoft.com/office/drawing/2015/10/21/chartex" xmlns:cx3="http://schemas.microsoft.com/office/drawing/2016/5/9/chartex" xmlns:cx4="http://schemas.microsoft.com/office/drawing/2016/5/10/chartex" xmlns:cx5="http://schemas.microsoft.com/office/drawing/2016/5/11/chartex" xmlns:cx6="http://schemas.microsoft.com/office/drawing/2016/5/12/chartex" xmlns:cx7="http://schemas.microsoft.com/office/drawing/2016/5/13/chartex" xmlns:cx8="http://schemas.microsoft.com/office/drawing/2016/5/14/chartex" xmlns:mc="http://schemas.openxmlformats.org/markup-compatibility/2006" xmlns:aink="http://schemas.microsoft.com/office/drawing/2016/ink" xmlns:am3d="http://schemas.microsoft.com/office/drawing/2017/model3d" xmlns:o="urn:schemas-microsoft-com:office:office" xmlns:r="http://schemas.openxmlformats.org/officeDocument/2006/relationships" xmlns:m="http://schemas.openxmlformats.org/officeDocument/2006/math" xmlns:v="urn:schemas-microsoft-com:vml" xmlns:wp14="http://schemas.microsoft.com/office/word/2010/wordprocessingDrawing" xmlns:wp="http://schemas.openxmlformats.org/drawingml/2006/wordprocessingDrawing" xmlns:w10="urn:schemas-microsoft-com:office:word" xmlns:w="http://schemas.openxmlformats.org/wordprocessingml/2006/main" xmlns:w14="http://schemas.microsoft.com/office/word/2010/wordml" xmlns:w15="http://schemas.microsoft.com/office/word/2012/wordml" xmlns:w16cex="http://schemas.microsoft.com/office/word/2018/wordml/cex" xmlns:w16cid="http://schemas.microsoft.com/office/word/2016/wordml/cid" xmlns:w16="http://schemas.microsoft.com/office/word/2018/wordml" xmlns:w16sdtdh="http://schemas.microsoft.com/office/word/2020/wordml/sdtdatahash" xmlns:w16se="http://schemas.microsoft.com/office/word/2015/wordml/symex" xmlns:wpg="http://schemas.microsoft.com/office/word/2010/wordprocessingGroup" xmlns:wpi="http://schemas.microsoft.com/office/word/2010/wordprocessingInk" xmlns:wne="http://schemas.microsoft.com/office/word/2006/wordml" xmlns:wps="http://schemas.microsoft.com/office/word/2010/wordprocessingShape"/>
-</file>
-
-<file path=word/endnotes.xml><?xml version="1.0" encoding="utf-8"?>
-<w:endnotes xmlns:wpc="http://schemas.microsoft.com/office/word/2010/wordprocessingCanvas" xmlns:mc="http://schemas.openxmlformats.org/markup-compatibility/2006" xmlns:o="urn:schemas-microsoft-com:office:office" xmlns:r="http://schemas.openxmlformats.org/officeDocument/2006/relationships" xmlns:m="http://schemas.openxmlformats.org/officeDocument/2006/math" xmlns:v="urn:schemas-microsoft-com:vml" xmlns:wp14="http://schemas.microsoft.com/office/word/2010/wordprocessingDrawing" xmlns:wp="http://schemas.openxmlformats.org/drawingml/2006/wordprocessingDrawing" xmlns:w10="urn:schemas-microsoft-com:office:word" xmlns:w="http://schemas.openxmlformats.org/wordprocessingml/2006/main" xmlns:w14="http://schemas.microsoft.com/office/word/2010/wordml" xmlns:w15="http://schemas.microsoft.com/office/word/2012/wordml" xmlns:wpg="http://schemas.microsoft.com/office/word/2010/wordprocessingGroup" xmlns:wpi="http://schemas.microsoft.com/office/word/2010/wordprocessingInk" xmlns:wne="http://schemas.microsoft.com/office/word/2006/wordml" xmlns:wps="http://schemas.microsoft.com/office/word/2010/wordprocessingShape" mc:Ignorable="w14 w15 wp14">
-  <w:endnote w:type="separator" w:id="-1">
-    <w:p>
-      <w:pPr>
-        <w:spacing w:after="0" w:line="240" w:lineRule="auto"/>
-      </w:pPr>
-      <w:r>
-        <w:rPr>
-          <w:rStyle w:val="EndnoteReference"/>
-        </w:rPr>
-        <w:endnoteRef/>
-      </w:r>
-      <w:r>
-        <w:separator/>
-      </w:r>
-    </w:p>
-  </w:endnote>
-  <w:endnote w:type="continuationSeparator" w:id="0">
-    <w:p>
-      <w:pPr>
-        <w:spacing w:after="0" w:line="240" w:lineRule="auto"/>
-      </w:pPr>
-      <w:r>
-        <w:rPr>
-          <w:rStyle w:val="EndnoteReference"/>
-        </w:rPr>
-        <w:endnoteRef/>
-      </w:r>
-      <w:r>
-        <w:continuationSeparator/>
-      </w:r>
-    </w:p>
-  </w:endnote>
-</w:endnotes>
 </file>
 
 <file path=word/footnotes.xml><?xml version="1.0" encoding="utf-8"?>
@@ -4335,9 +4295,9 @@
   <w:docDefaults>
     <w:rPrDefault>
       <w:rPr>
-        <w:rFonts w:ascii="Calibri" w:cs="Calibri" w:eastAsia="Calibri" w:hAnsi="Calibri"/>
         <w:sz w:val="21"/>
         <w:szCs w:val="21"/>
+        <w:rFonts w:ascii="Calibri" w:cs="Calibri" w:eastAsia="Calibri" w:hAnsi="Calibri"/>
       </w:rPr>
     </w:rPrDefault>
     <w:pPrDefault/>
@@ -4435,8 +4395,8 @@
     <w:uiPriority w:val="99"/>
     <w:unhideWhenUsed/>
     <w:rPr>
+      <w:u w:val="single"/>
       <w:color w:val="0563C1"/>
-      <w:u w:val="single"/>
     </w:rPr>
   </w:style>
   <w:style w:type="character" w:styleId="FootnoteReference">
@@ -4476,42 +4436,5 @@
       <w:szCs w:val="20"/>
     </w:rPr>
   </w:style>
-  <w:style w:type="character" w:styleId="EndnoteReference">
-    <w:name w:val="endnote reference"/>
-    <w:basedOn w:val="DefaultParagraphFont"/>
-    <w:uiPriority w:val="99"/>
-    <w:semiHidden/>
-    <w:unhideWhenUsed/>
-    <w:rPr>
-      <w:vertAlign w:val="superscript"/>
-    </w:rPr>
-  </w:style>
-  <w:style w:type="paragraph" w:styleId="EndnoteText">
-    <w:name w:val="endnote text"/>
-    <w:basedOn w:val="Normal"/>
-    <w:link w:val="EndnoteTextChar"/>
-    <w:uiPriority w:val="99"/>
-    <w:semiHidden/>
-    <w:unhideWhenUsed/>
-    <w:pPr>
-      <w:spacing w:after="0" w:line="240" w:lineRule="auto"/>
-    </w:pPr>
-    <w:rPr>
-      <w:sz w:val="20"/>
-      <w:szCs w:val="20"/>
-    </w:rPr>
-  </w:style>
-  <w:style w:type="character" w:styleId="EndnoteTextChar">
-    <w:name w:val="Endnote Text Char"/>
-    <w:basedOn w:val="DefaultParagraphFont"/>
-    <w:link w:val="EndnoteText"/>
-    <w:uiPriority w:val="99"/>
-    <w:semiHidden/>
-    <w:unhideWhenUsed/>
-    <w:rPr>
-      <w:sz w:val="20"/>
-      <w:szCs w:val="20"/>
-    </w:rPr>
-  </w:style>
 </w:styles>
 </file>
--- a/downloads/nayttosuunnitelma.docx
+++ b/downloads/nayttosuunnitelma.docx
@@ -4,7 +4,7 @@
   <w:body>
     <w:p>
       <w:pPr>
-        <w:spacing w:before="200" w:after="100"/>
+        <w:spacing w:after="100" w:before="200"/>
       </w:pPr>
       <w:r>
         <w:rPr>
@@ -45,7 +45,7 @@
     <w:p>
       <w:pPr>
         <w:pStyle w:val="Heading1"/>
-        <w:spacing w:before="320" w:after="160"/>
+        <w:spacing w:after="160" w:before="320"/>
       </w:pPr>
       <w:r>
         <w:rPr>
@@ -91,13 +91,13 @@
           <w:sz w:val="21"/>
           <w:szCs w:val="21"/>
         </w:rPr>
-        <w:t xml:space="preserve">Pakollinen perusversio (P0): 8 omaa tekstuuria, 2 Blockbench-mallia, omat suomenkieliset nimet, 2 reseptiä, 1 funktio ja 1 saavutus.</w:t>
+        <w:t xml:space="preserve">Pakollinen perusversio (P0): 5 tekstuuria (3 blokkia ja 2 esinettä), omat nimet, 1 Blockbench-malli, 1 isompi malli tai mobin uusi ilme, 1 resepti, 1 saavutus ja 1 palkintofunktio. Kevennetty 28.9.2026 (aiemmin 8 tekstuuria, 2 mallia ja 2 reseptiä).</w:t>
       </w:r>
     </w:p>
     <w:p>
       <w:pPr>
         <w:pStyle w:val="Heading1"/>
-        <w:spacing w:before="320" w:after="160"/>
+        <w:spacing w:after="160" w:before="320"/>
       </w:pPr>
       <w:r>
         <w:rPr>
@@ -332,7 +332,7 @@
     <w:p>
       <w:pPr>
         <w:pStyle w:val="Heading1"/>
-        <w:spacing w:before="320" w:after="160"/>
+        <w:spacing w:after="160" w:before="320"/>
       </w:pPr>
       <w:r>
         <w:rPr>
@@ -890,7 +890,7 @@
     <w:p>
       <w:pPr>
         <w:pStyle w:val="Heading1"/>
-        <w:spacing w:before="320" w:after="160"/>
+        <w:spacing w:after="160" w:before="320"/>
       </w:pPr>
       <w:r>
         <w:rPr>
@@ -916,7 +916,7 @@
     <w:p>
       <w:pPr>
         <w:pStyle w:val="Heading2"/>
-        <w:spacing w:before="260" w:after="120"/>
+        <w:spacing w:after="120" w:before="260"/>
       </w:pPr>
       <w:r>
         <w:rPr>
@@ -1840,12 +1840,13 @@
           <w:sz w:val="21"/>
           <w:szCs w:val="21"/>
         </w:rPr>
+        <w:t xml:space="preserve"/>
       </w:r>
     </w:p>
     <w:p>
       <w:pPr>
         <w:pStyle w:val="Heading2"/>
-        <w:spacing w:before="260" w:after="120"/>
+        <w:spacing w:after="120" w:before="260"/>
       </w:pPr>
       <w:r>
         <w:rPr>
@@ -2988,12 +2989,13 @@
           <w:sz w:val="21"/>
           <w:szCs w:val="21"/>
         </w:rPr>
+        <w:t xml:space="preserve"/>
       </w:r>
     </w:p>
     <w:p>
       <w:pPr>
         <w:pStyle w:val="Heading2"/>
-        <w:spacing w:before="260" w:after="120"/>
+        <w:spacing w:after="120" w:before="260"/>
       </w:pPr>
       <w:r>
         <w:rPr>
@@ -3625,6 +3627,7 @@
           <w:sz w:val="21"/>
           <w:szCs w:val="21"/>
         </w:rPr>
+        <w:t xml:space="preserve"/>
       </w:r>
     </w:p>
     <w:p>
@@ -3635,7 +3638,7 @@
     <w:p>
       <w:pPr>
         <w:pStyle w:val="Heading1"/>
-        <w:spacing w:before="320" w:after="160"/>
+        <w:spacing w:after="160" w:before="320"/>
       </w:pPr>
       <w:r>
         <w:rPr>
@@ -3797,7 +3800,7 @@
     <w:p>
       <w:pPr>
         <w:pStyle w:val="Heading1"/>
-        <w:spacing w:before="320" w:after="160"/>
+        <w:spacing w:after="160" w:before="320"/>
       </w:pPr>
       <w:r>
         <w:rPr>
@@ -3835,7 +3838,7 @@
     <w:p>
       <w:pPr>
         <w:pStyle w:val="Heading1"/>
-        <w:spacing w:before="320" w:after="160"/>
+        <w:spacing w:after="160" w:before="320"/>
       </w:pPr>
       <w:r>
         <w:rPr>
@@ -3998,7 +4001,7 @@
     <w:p>
       <w:pPr>
         <w:pStyle w:val="Heading1"/>
-        <w:spacing w:before="320" w:after="160"/>
+        <w:spacing w:after="160" w:before="320"/>
       </w:pPr>
       <w:r>
         <w:rPr>
@@ -4156,6 +4159,43 @@
 
 <file path=word/comments.xml><?xml version="1.0" encoding="utf-8"?>
 <w:comments xmlns:cx="http://schemas.microsoft.com/office/drawing/2014/chartex" xmlns:cx1="http://schemas.microsoft.com/office/drawing/2015/9/8/chartex" xmlns:cx2="http://schemas.microsoft.com/office/drawing/2015/10/21/chartex" xmlns:cx3="http://schemas.microsoft.com/office/drawing/2016/5/9/chartex" xmlns:cx4="http://schemas.microsoft.com/office/drawing/2016/5/10/chartex" xmlns:cx5="http://schemas.microsoft.com/office/drawing/2016/5/11/chartex" xmlns:cx6="http://schemas.microsoft.com/office/drawing/2016/5/12/chartex" xmlns:cx7="http://schemas.microsoft.com/office/drawing/2016/5/13/chartex" xmlns:cx8="http://schemas.microsoft.com/office/drawing/2016/5/14/chartex" xmlns:mc="http://schemas.openxmlformats.org/markup-compatibility/2006" xmlns:aink="http://schemas.microsoft.com/office/drawing/2016/ink" xmlns:am3d="http://schemas.microsoft.com/office/drawing/2017/model3d" xmlns:o="urn:schemas-microsoft-com:office:office" xmlns:r="http://schemas.openxmlformats.org/officeDocument/2006/relationships" xmlns:m="http://schemas.openxmlformats.org/officeDocument/2006/math" xmlns:v="urn:schemas-microsoft-com:vml" xmlns:wp14="http://schemas.microsoft.com/office/word/2010/wordprocessingDrawing" xmlns:wp="http://schemas.openxmlformats.org/drawingml/2006/wordprocessingDrawing" xmlns:w10="urn:schemas-microsoft-com:office:word" xmlns:w="http://schemas.openxmlformats.org/wordprocessingml/2006/main" xmlns:w14="http://schemas.microsoft.com/office/word/2010/wordml" xmlns:w15="http://schemas.microsoft.com/office/word/2012/wordml" xmlns:w16cex="http://schemas.microsoft.com/office/word/2018/wordml/cex" xmlns:w16cid="http://schemas.microsoft.com/office/word/2016/wordml/cid" xmlns:w16="http://schemas.microsoft.com/office/word/2018/wordml" xmlns:w16sdtdh="http://schemas.microsoft.com/office/word/2020/wordml/sdtdatahash" xmlns:w16se="http://schemas.microsoft.com/office/word/2015/wordml/symex" xmlns:wpg="http://schemas.microsoft.com/office/word/2010/wordprocessingGroup" xmlns:wpi="http://schemas.microsoft.com/office/word/2010/wordprocessingInk" xmlns:wne="http://schemas.microsoft.com/office/word/2006/wordml" xmlns:wps="http://schemas.microsoft.com/office/word/2010/wordprocessingShape"/>
+</file>
+
+<file path=word/endnotes.xml><?xml version="1.0" encoding="utf-8"?>
+<w:endnotes xmlns:wpc="http://schemas.microsoft.com/office/word/2010/wordprocessingCanvas" xmlns:mc="http://schemas.openxmlformats.org/markup-compatibility/2006" xmlns:o="urn:schemas-microsoft-com:office:office" xmlns:r="http://schemas.openxmlformats.org/officeDocument/2006/relationships" xmlns:m="http://schemas.openxmlformats.org/officeDocument/2006/math" xmlns:v="urn:schemas-microsoft-com:vml" xmlns:wp14="http://schemas.microsoft.com/office/word/2010/wordprocessingDrawing" xmlns:wp="http://schemas.openxmlformats.org/drawingml/2006/wordprocessingDrawing" xmlns:w10="urn:schemas-microsoft-com:office:word" xmlns:w="http://schemas.openxmlformats.org/wordprocessingml/2006/main" xmlns:w14="http://schemas.microsoft.com/office/word/2010/wordml" xmlns:w15="http://schemas.microsoft.com/office/word/2012/wordml" xmlns:wpg="http://schemas.microsoft.com/office/word/2010/wordprocessingGroup" xmlns:wpi="http://schemas.microsoft.com/office/word/2010/wordprocessingInk" xmlns:wne="http://schemas.microsoft.com/office/word/2006/wordml" xmlns:wps="http://schemas.microsoft.com/office/word/2010/wordprocessingShape" mc:Ignorable="w14 w15 wp14">
+  <w:endnote w:type="separator" w:id="-1">
+    <w:p>
+      <w:pPr>
+        <w:spacing w:after="0" w:line="240" w:lineRule="auto"/>
+      </w:pPr>
+      <w:r>
+        <w:rPr>
+          <w:rStyle w:val="EndnoteReference"/>
+        </w:rPr>
+        <w:endnoteRef/>
+      </w:r>
+      <w:r>
+        <w:separator/>
+      </w:r>
+    </w:p>
+  </w:endnote>
+  <w:endnote w:type="continuationSeparator" w:id="0">
+    <w:p>
+      <w:pPr>
+        <w:spacing w:after="0" w:line="240" w:lineRule="auto"/>
+      </w:pPr>
+      <w:r>
+        <w:rPr>
+          <w:rStyle w:val="EndnoteReference"/>
+        </w:rPr>
+        <w:endnoteRef/>
+      </w:r>
+      <w:r>
+        <w:continuationSeparator/>
+      </w:r>
+    </w:p>
+  </w:endnote>
+</w:endnotes>
 </file>
 
 <file path=word/footnotes.xml><?xml version="1.0" encoding="utf-8"?>
@@ -4295,9 +4335,9 @@
   <w:docDefaults>
     <w:rPrDefault>
       <w:rPr>
+        <w:rFonts w:ascii="Calibri" w:cs="Calibri" w:eastAsia="Calibri" w:hAnsi="Calibri"/>
         <w:sz w:val="21"/>
         <w:szCs w:val="21"/>
-        <w:rFonts w:ascii="Calibri" w:cs="Calibri" w:eastAsia="Calibri" w:hAnsi="Calibri"/>
       </w:rPr>
     </w:rPrDefault>
     <w:pPrDefault/>
@@ -4395,8 +4435,8 @@
     <w:uiPriority w:val="99"/>
     <w:unhideWhenUsed/>
     <w:rPr>
+      <w:color w:val="0563C1"/>
       <w:u w:val="single"/>
-      <w:color w:val="0563C1"/>
     </w:rPr>
   </w:style>
   <w:style w:type="character" w:styleId="FootnoteReference">
@@ -4436,5 +4476,42 @@
       <w:szCs w:val="20"/>
     </w:rPr>
   </w:style>
+  <w:style w:type="character" w:styleId="EndnoteReference">
+    <w:name w:val="endnote reference"/>
+    <w:basedOn w:val="DefaultParagraphFont"/>
+    <w:uiPriority w:val="99"/>
+    <w:semiHidden/>
+    <w:unhideWhenUsed/>
+    <w:rPr>
+      <w:vertAlign w:val="superscript"/>
+    </w:rPr>
+  </w:style>
+  <w:style w:type="paragraph" w:styleId="EndnoteText">
+    <w:name w:val="endnote text"/>
+    <w:basedOn w:val="Normal"/>
+    <w:link w:val="EndnoteTextChar"/>
+    <w:uiPriority w:val="99"/>
+    <w:semiHidden/>
+    <w:unhideWhenUsed/>
+    <w:pPr>
+      <w:spacing w:after="0" w:line="240" w:lineRule="auto"/>
+    </w:pPr>
+    <w:rPr>
+      <w:sz w:val="20"/>
+      <w:szCs w:val="20"/>
+    </w:rPr>
+  </w:style>
+  <w:style w:type="character" w:styleId="EndnoteTextChar">
+    <w:name w:val="Endnote Text Char"/>
+    <w:basedOn w:val="DefaultParagraphFont"/>
+    <w:link w:val="EndnoteText"/>
+    <w:uiPriority w:val="99"/>
+    <w:semiHidden/>
+    <w:unhideWhenUsed/>
+    <w:rPr>
+      <w:sz w:val="20"/>
+      <w:szCs w:val="20"/>
+    </w:rPr>
+  </w:style>
 </w:styles>
 </file>
--- a/downloads/nayttosuunnitelma.docx
+++ b/downloads/nayttosuunnitelma.docx
@@ -782,7 +782,7 @@
                 <w:sz w:val="19"/>
                 <w:szCs w:val="19"/>
               </w:rPr>
-              <w:t xml:space="preserve">RC1</w:t>
+              <w:t xml:space="preserve">Julkaisuehdokkaan testaus (RC1)</w:t>
             </w:r>
           </w:p>
         </w:tc>
@@ -876,7 +876,7 @@
                 <w:sz w:val="19"/>
                 <w:szCs w:val="19"/>
               </w:rPr>
-              <w:t xml:space="preserve">Näyttömatriisin täsmälinkit, projektipäiväkirja, AI-loki, demo ja jäädytetty v1.0</w:t>
+              <w:t xml:space="preserve">project-docs/nayttomatriisi.md täsmälinkkeineen, projektipäiväkirja, AI-loki, demo ja jäädytetty v1.0</w:t>
             </w:r>
           </w:p>
         </w:tc>
@@ -2024,7 +2024,7 @@
                 <w:sz w:val="19"/>
                 <w:szCs w:val="19"/>
               </w:rPr>
-              <w:t xml:space="preserve">Kysymyslista ohjaajalle vastauksineen, kahden julkaistun paketin vertailu ja kuvaus omasta kohdeyleisöstä</w:t>
+              <w:t xml:space="preserve">Kuuden kysymyksen lista ohjaajalle vastauksineen, yhden julkaistun paketin tutkimus ja kuvaus omasta kohdeyleisöstä</w:t>
             </w:r>
           </w:p>
         </w:tc>
@@ -2170,7 +2170,7 @@
                 <w:sz w:val="19"/>
                 <w:szCs w:val="19"/>
               </w:rPr>
-              <w:t xml:space="preserve">Väliversion ja RC1:n katselmointilokit osallistujineen</w:t>
+              <w:t xml:space="preserve">Väliversion katselmointimuistio (vko 41) ja julkaisuehdokkaan RC1 testaushavainnot (vko 47) osallistujien rooleineen</w:t>
             </w:r>
           </w:p>
         </w:tc>
@@ -3776,7 +3776,7 @@
                 <w:sz w:val="19"/>
                 <w:szCs w:val="19"/>
               </w:rPr>
-              <w:t xml:space="preserve">Asset-pack-suunnitelma (project-docs/asset-pack-suunnitelma.md), projektipäiväkirja, AI-loki, testimatriisi ja näyttömatriisin täsmälinkit.</w:t>
+              <w:t xml:space="preserve">Asset-pack-suunnitelma (project-docs/asset-pack-suunnitelma.md), projektipäiväkirja, AI-loki, testimatriisi ja linkitetty näyttömatriisi project-docs/nayttomatriisi.md.</w:t>
             </w:r>
           </w:p>
         </w:tc>
@@ -3951,7 +3951,7 @@
           <w:sz w:val="20"/>
           <w:szCs w:val="20"/>
         </w:rPr>
-        <w:t xml:space="preserve">32 arviointikohdetta täsmälinkeillä työnäytteisiin</w:t>
+        <w:t xml:space="preserve">project-docs/nayttomatriisi.md: 32 arviointikohdetta täsmälinkeillä työnäytteisiin</w:t>
       </w:r>
     </w:p>
     <w:p>

--- a/downloads/nayttosuunnitelma.docx
+++ b/downloads/nayttosuunnitelma.docx
@@ -4,7 +4,7 @@
   <w:body>
     <w:p>
       <w:pPr>
-        <w:spacing w:before="200" w:after="100"/>
+        <w:spacing w:after="100" w:before="200"/>
       </w:pPr>
       <w:r>
         <w:rPr>
@@ -45,7 +45,7 @@
     <w:p>
       <w:pPr>
         <w:pStyle w:val="Heading1"/>
-        <w:spacing w:before="320" w:after="160"/>
+        <w:spacing w:after="160" w:before="320"/>
       </w:pPr>
       <w:r>
         <w:rPr>
@@ -97,7 +97,7 @@
     <w:p>
       <w:pPr>
         <w:pStyle w:val="Heading1"/>
-        <w:spacing w:before="320" w:after="160"/>
+        <w:spacing w:after="160" w:before="320"/>
       </w:pPr>
       <w:r>
         <w:rPr>
@@ -332,7 +332,7 @@
     <w:p>
       <w:pPr>
         <w:pStyle w:val="Heading1"/>
-        <w:spacing w:before="320" w:after="160"/>
+        <w:spacing w:after="160" w:before="320"/>
       </w:pPr>
       <w:r>
         <w:rPr>
@@ -890,7 +890,7 @@
     <w:p>
       <w:pPr>
         <w:pStyle w:val="Heading1"/>
-        <w:spacing w:before="320" w:after="160"/>
+        <w:spacing w:after="160" w:before="320"/>
       </w:pPr>
       <w:r>
         <w:rPr>
@@ -916,7 +916,7 @@
     <w:p>
       <w:pPr>
         <w:pStyle w:val="Heading2"/>
-        <w:spacing w:before="260" w:after="120"/>
+        <w:spacing w:after="120" w:before="260"/>
       </w:pPr>
       <w:r>
         <w:rPr>
@@ -1840,12 +1840,13 @@
           <w:sz w:val="21"/>
           <w:szCs w:val="21"/>
         </w:rPr>
+        <w:t xml:space="preserve"/>
       </w:r>
     </w:p>
     <w:p>
       <w:pPr>
         <w:pStyle w:val="Heading2"/>
-        <w:spacing w:before="260" w:after="120"/>
+        <w:spacing w:after="120" w:before="260"/>
       </w:pPr>
       <w:r>
         <w:rPr>
@@ -2988,12 +2989,13 @@
           <w:sz w:val="21"/>
           <w:szCs w:val="21"/>
         </w:rPr>
+        <w:t xml:space="preserve"/>
       </w:r>
     </w:p>
     <w:p>
       <w:pPr>
         <w:pStyle w:val="Heading2"/>
-        <w:spacing w:before="260" w:after="120"/>
+        <w:spacing w:after="120" w:before="260"/>
       </w:pPr>
       <w:r>
         <w:rPr>
@@ -3625,6 +3627,7 @@
           <w:sz w:val="21"/>
           <w:szCs w:val="21"/>
         </w:rPr>
+        <w:t xml:space="preserve"/>
       </w:r>
     </w:p>
     <w:p>
@@ -3635,7 +3638,7 @@
     <w:p>
       <w:pPr>
         <w:pStyle w:val="Heading1"/>
-        <w:spacing w:before="320" w:after="160"/>
+        <w:spacing w:after="160" w:before="320"/>
       </w:pPr>
       <w:r>
         <w:rPr>
@@ -3797,7 +3800,7 @@
     <w:p>
       <w:pPr>
         <w:pStyle w:val="Heading1"/>
-        <w:spacing w:before="320" w:after="160"/>
+        <w:spacing w:after="160" w:before="320"/>
       </w:pPr>
       <w:r>
         <w:rPr>
@@ -3835,7 +3838,7 @@
     <w:p>
       <w:pPr>
         <w:pStyle w:val="Heading1"/>
-        <w:spacing w:before="320" w:after="160"/>
+        <w:spacing w:after="160" w:before="320"/>
       </w:pPr>
       <w:r>
         <w:rPr>
@@ -3998,7 +4001,7 @@
     <w:p>
       <w:pPr>
         <w:pStyle w:val="Heading1"/>
-        <w:spacing w:before="320" w:after="160"/>
+        <w:spacing w:after="160" w:before="320"/>
       </w:pPr>
       <w:r>
         <w:rPr>
@@ -4156,6 +4159,43 @@
 
 <file path=word/comments.xml><?xml version="1.0" encoding="utf-8"?>
 <w:comments xmlns:cx="http://schemas.microsoft.com/office/drawing/2014/chartex" xmlns:cx1="http://schemas.microsoft.com/office/drawing/2015/9/8/chartex" xmlns:cx2="http://schemas.microsoft.com/office/drawing/2015/10/21/chartex" xmlns:cx3="http://schemas.microsoft.com/office/drawing/2016/5/9/chartex" xmlns:cx4="http://schemas.microsoft.com/office/drawing/2016/5/10/chartex" xmlns:cx5="http://schemas.microsoft.com/office/drawing/2016/5/11/chartex" xmlns:cx6="http://schemas.microsoft.com/office/drawing/2016/5/12/chartex" xmlns:cx7="http://schemas.microsoft.com/office/drawing/2016/5/13/chartex" xmlns:cx8="http://schemas.microsoft.com/office/drawing/2016/5/14/chartex" xmlns:mc="http://schemas.openxmlformats.org/markup-compatibility/2006" xmlns:aink="http://schemas.microsoft.com/office/drawing/2016/ink" xmlns:am3d="http://schemas.microsoft.com/office/drawing/2017/model3d" xmlns:o="urn:schemas-microsoft-com:office:office" xmlns:r="http://schemas.openxmlformats.org/officeDocument/2006/relationships" xmlns:m="http://schemas.openxmlformats.org/officeDocument/2006/math" xmlns:v="urn:schemas-microsoft-com:vml" xmlns:wp14="http://schemas.microsoft.com/office/word/2010/wordprocessingDrawing" xmlns:wp="http://schemas.openxmlformats.org/drawingml/2006/wordprocessingDrawing" xmlns:w10="urn:schemas-microsoft-com:office:word" xmlns:w="http://schemas.openxmlformats.org/wordprocessingml/2006/main" xmlns:w14="http://schemas.microsoft.com/office/word/2010/wordml" xmlns:w15="http://schemas.microsoft.com/office/word/2012/wordml" xmlns:w16cex="http://schemas.microsoft.com/office/word/2018/wordml/cex" xmlns:w16cid="http://schemas.microsoft.com/office/word/2016/wordml/cid" xmlns:w16="http://schemas.microsoft.com/office/word/2018/wordml" xmlns:w16sdtdh="http://schemas.microsoft.com/office/word/2020/wordml/sdtdatahash" xmlns:w16se="http://schemas.microsoft.com/office/word/2015/wordml/symex" xmlns:wpg="http://schemas.microsoft.com/office/word/2010/wordprocessingGroup" xmlns:wpi="http://schemas.microsoft.com/office/word/2010/wordprocessingInk" xmlns:wne="http://schemas.microsoft.com/office/word/2006/wordml" xmlns:wps="http://schemas.microsoft.com/office/word/2010/wordprocessingShape"/>
+</file>
+
+<file path=word/endnotes.xml><?xml version="1.0" encoding="utf-8"?>
+<w:endnotes xmlns:wpc="http://schemas.microsoft.com/office/word/2010/wordprocessingCanvas" xmlns:mc="http://schemas.openxmlformats.org/markup-compatibility/2006" xmlns:o="urn:schemas-microsoft-com:office:office" xmlns:r="http://schemas.openxmlformats.org/officeDocument/2006/relationships" xmlns:m="http://schemas.openxmlformats.org/officeDocument/2006/math" xmlns:v="urn:schemas-microsoft-com:vml" xmlns:wp14="http://schemas.microsoft.com/office/word/2010/wordprocessingDrawing" xmlns:wp="http://schemas.openxmlformats.org/drawingml/2006/wordprocessingDrawing" xmlns:w10="urn:schemas-microsoft-com:office:word" xmlns:w="http://schemas.openxmlformats.org/wordprocessingml/2006/main" xmlns:w14="http://schemas.microsoft.com/office/word/2010/wordml" xmlns:w15="http://schemas.microsoft.com/office/word/2012/wordml" xmlns:wpg="http://schemas.microsoft.com/office/word/2010/wordprocessingGroup" xmlns:wpi="http://schemas.microsoft.com/office/word/2010/wordprocessingInk" xmlns:wne="http://schemas.microsoft.com/office/word/2006/wordml" xmlns:wps="http://schemas.microsoft.com/office/word/2010/wordprocessingShape" mc:Ignorable="w14 w15 wp14">
+  <w:endnote w:type="separator" w:id="-1">
+    <w:p>
+      <w:pPr>
+        <w:spacing w:after="0" w:line="240" w:lineRule="auto"/>
+      </w:pPr>
+      <w:r>
+        <w:rPr>
+          <w:rStyle w:val="EndnoteReference"/>
+        </w:rPr>
+        <w:endnoteRef/>
+      </w:r>
+      <w:r>
+        <w:separator/>
+      </w:r>
+    </w:p>
+  </w:endnote>
+  <w:endnote w:type="continuationSeparator" w:id="0">
+    <w:p>
+      <w:pPr>
+        <w:spacing w:after="0" w:line="240" w:lineRule="auto"/>
+      </w:pPr>
+      <w:r>
+        <w:rPr>
+          <w:rStyle w:val="EndnoteReference"/>
+        </w:rPr>
+        <w:endnoteRef/>
+      </w:r>
+      <w:r>
+        <w:continuationSeparator/>
+      </w:r>
+    </w:p>
+  </w:endnote>
+</w:endnotes>
 </file>
 
 <file path=word/footnotes.xml><?xml version="1.0" encoding="utf-8"?>
@@ -4295,9 +4335,9 @@
   <w:docDefaults>
     <w:rPrDefault>
       <w:rPr>
+        <w:rFonts w:ascii="Calibri" w:cs="Calibri" w:eastAsia="Calibri" w:hAnsi="Calibri"/>
         <w:sz w:val="21"/>
         <w:szCs w:val="21"/>
-        <w:rFonts w:ascii="Calibri" w:cs="Calibri" w:eastAsia="Calibri" w:hAnsi="Calibri"/>
       </w:rPr>
     </w:rPrDefault>
     <w:pPrDefault/>
@@ -4395,8 +4435,8 @@
     <w:uiPriority w:val="99"/>
     <w:unhideWhenUsed/>
     <w:rPr>
+      <w:color w:val="0563C1"/>
       <w:u w:val="single"/>
-      <w:color w:val="0563C1"/>
     </w:rPr>
   </w:style>
   <w:style w:type="character" w:styleId="FootnoteReference">
@@ -4436,5 +4476,42 @@
       <w:szCs w:val="20"/>
     </w:rPr>
   </w:style>
+  <w:style w:type="character" w:styleId="EndnoteReference">
+    <w:name w:val="endnote reference"/>
+    <w:basedOn w:val="DefaultParagraphFont"/>
+    <w:uiPriority w:val="99"/>
+    <w:semiHidden/>
+    <w:unhideWhenUsed/>
+    <w:rPr>
+      <w:vertAlign w:val="superscript"/>
+    </w:rPr>
+  </w:style>
+  <w:style w:type="paragraph" w:styleId="EndnoteText">
+    <w:name w:val="endnote text"/>
+    <w:basedOn w:val="Normal"/>
+    <w:link w:val="EndnoteTextChar"/>
+    <w:uiPriority w:val="99"/>
+    <w:semiHidden/>
+    <w:unhideWhenUsed/>
+    <w:pPr>
+      <w:spacing w:after="0" w:line="240" w:lineRule="auto"/>
+    </w:pPr>
+    <w:rPr>
+      <w:sz w:val="20"/>
+      <w:szCs w:val="20"/>
+    </w:rPr>
+  </w:style>
+  <w:style w:type="character" w:styleId="EndnoteTextChar">
+    <w:name w:val="Endnote Text Char"/>
+    <w:basedOn w:val="DefaultParagraphFont"/>
+    <w:link w:val="EndnoteText"/>
+    <w:uiPriority w:val="99"/>
+    <w:semiHidden/>
+    <w:unhideWhenUsed/>
+    <w:rPr>
+      <w:sz w:val="20"/>
+      <w:szCs w:val="20"/>
+    </w:rPr>
+  </w:style>
 </w:styles>
 </file>